--- a/docs/guias/ens.docx
+++ b/docs/guias/ens.docx
@@ -1975,7 +1975,7 @@
                 <w:sz w:val="21"/>
                 <w:szCs w:val="21"/>
               </w:rPr>
-              <w:t xml:space="preserve">En la Revista entra a 📝 Publicar propuesta, escribe el título, elige el tipo, pon tus palabras clave y una foto de tu trabajo.</w:t>
+              <w:t xml:space="preserve">Guarda este Word. En la Revista entra a 📝 Publicar propuesta, escribe el título, elige el tipo, pon tus palabras clave, sube esta guía y, si quieres, hasta 3 fotos (irán como Anexos).</w:t>
             </w:r>
           </w:p>
         </w:tc>

--- a/docs/guias/ens.docx
+++ b/docs/guias/ens.docx
@@ -69,7 +69,7 @@
           </w:p>
           <w:p>
             <w:pPr>
-              <w:spacing w:after="0" w:before="0" w:line="276"/>
+              <w:spacing w:after="40" w:before="0" w:line="276"/>
             </w:pPr>
             <w:r>
               <w:rPr>
@@ -79,6 +79,22 @@
                 <w:szCs w:val="19"/>
               </w:rPr>
               <w:t xml:space="preserve">Explicas un tema con tus propias ideas, en párrafos ordenados.</w:t>
+            </w:r>
+          </w:p>
+          <w:p>
+            <w:pPr>
+              <w:spacing w:after="0" w:before="0" w:line="276"/>
+            </w:pPr>
+            <w:r>
+              <w:rPr>
+                <w:rFonts w:ascii="Arial" w:cs="Arial" w:eastAsia="Arial" w:hAnsi="Arial"/>
+                <w:b/>
+                <w:bCs/>
+                <w:color w:val="FDE68A"/>
+                <w:sz w:val="18"/>
+                <w:szCs w:val="18"/>
+              </w:rPr>
+              <w:t xml:space="preserve">✍️ Usa mínimo 3 citas parafraseadas dentro de tu trabajo y escribe sus fuentes al final.</w:t>
             </w:r>
           </w:p>
         </w:tc>
@@ -158,7 +174,7 @@
                 <w:sz w:val="26"/>
                 <w:szCs w:val="26"/>
               </w:rPr>
-              <w:t xml:space="preserve">🏷️ Datos de tu trabajo</w:t>
+              <w:t xml:space="preserve">🚪 Introducción</w:t>
             </w:r>
           </w:p>
           <w:p>
@@ -172,7 +188,7 @@
                 <w:sz w:val="18"/>
                 <w:szCs w:val="18"/>
               </w:rPr>
-              <w:t xml:space="preserve">Completa todo: así sabremos quién lo hizo.</w:t>
+              <w:t xml:space="preserve">Presenta el tema y escribe tu idea principal.</w:t>
             </w:r>
           </w:p>
         </w:tc>
@@ -207,40 +223,41 @@
                 <w:sz w:val="18"/>
                 <w:szCs w:val="18"/>
               </w:rPr>
-              <w:t xml:space="preserve">Título</w:t>
-            </w:r>
-          </w:p>
-          <w:p>
-            <w:pPr>
-              <w:pBdr>
-                <w:bottom w:val="dashed" w:color="9FB3C8" w:sz="6" w:space="1"/>
-              </w:pBdr>
-              <w:spacing w:after="0" w:before="0" w:line="420"/>
-            </w:pPr>
-            <w:r>
-              <w:rPr>
-                <w:rFonts w:ascii="Arial" w:cs="Arial" w:eastAsia="Arial" w:hAnsi="Arial"/>
-                <w:color w:val="1E293B"/>
-                <w:sz w:val="21"/>
-                <w:szCs w:val="21"/>
-              </w:rPr>
-              <w:t xml:space="preserve"> </w:t>
-            </w:r>
-          </w:p>
-          <w:p>
-            <w:pPr>
-              <w:spacing w:after="80" w:before="40" w:line="276"/>
-            </w:pPr>
-            <w:r>
-              <w:rPr>
-                <w:rFonts w:ascii="Arial" w:cs="Arial" w:eastAsia="Arial" w:hAnsi="Arial"/>
-                <w:i/>
-                <w:iCs/>
-                <w:color w:val="64748B"/>
-                <w:sz w:val="17"/>
-                <w:szCs w:val="17"/>
-              </w:rPr>
-              <w:t xml:space="preserve">Ejemplo: La importancia de los microorganismos</w:t>
+              <w:t xml:space="preserve">¿De qué trata mi ensayo?</w:t>
+            </w:r>
+          </w:p>
+          <w:p>
+            <w:pPr>
+              <w:pBdr>
+                <w:bottom w:val="dashed" w:color="9FB3C8" w:sz="6" w:space="1"/>
+              </w:pBdr>
+              <w:spacing w:after="0" w:before="0" w:line="420"/>
+            </w:pPr>
+            <w:r>
+              <w:rPr>
+                <w:rFonts w:ascii="Arial" w:cs="Arial" w:eastAsia="Arial" w:hAnsi="Arial"/>
+                <w:color w:val="1E293B"/>
+                <w:sz w:val="21"/>
+                <w:szCs w:val="21"/>
+              </w:rPr>
+              <w:t xml:space="preserve"> </w:t>
+            </w:r>
+          </w:p>
+          <w:p>
+            <w:pPr>
+              <w:pBdr>
+                <w:bottom w:val="dashed" w:color="9FB3C8" w:sz="6" w:space="1"/>
+              </w:pBdr>
+              <w:spacing w:after="0" w:before="0" w:line="420"/>
+            </w:pPr>
+            <w:r>
+              <w:rPr>
+                <w:rFonts w:ascii="Arial" w:cs="Arial" w:eastAsia="Arial" w:hAnsi="Arial"/>
+                <w:color w:val="1E293B"/>
+                <w:sz w:val="21"/>
+                <w:szCs w:val="21"/>
+              </w:rPr>
+              <w:t xml:space="preserve"> </w:t>
             </w:r>
           </w:p>
           <w:p>
@@ -256,40 +273,24 @@
                 <w:sz w:val="18"/>
                 <w:szCs w:val="18"/>
               </w:rPr>
-              <w:t xml:space="preserve">Autor(es)</w:t>
-            </w:r>
-          </w:p>
-          <w:p>
-            <w:pPr>
-              <w:pBdr>
-                <w:bottom w:val="dashed" w:color="9FB3C8" w:sz="6" w:space="1"/>
-              </w:pBdr>
-              <w:spacing w:after="0" w:before="0" w:line="420"/>
-            </w:pPr>
-            <w:r>
-              <w:rPr>
-                <w:rFonts w:ascii="Arial" w:cs="Arial" w:eastAsia="Arial" w:hAnsi="Arial"/>
-                <w:color w:val="1E293B"/>
-                <w:sz w:val="21"/>
-                <w:szCs w:val="21"/>
-              </w:rPr>
-              <w:t xml:space="preserve"> </w:t>
-            </w:r>
-          </w:p>
-          <w:p>
-            <w:pPr>
-              <w:spacing w:after="0" w:before="60" w:line="276"/>
-            </w:pPr>
-            <w:r>
-              <w:rPr>
-                <w:rFonts w:ascii="Arial" w:cs="Arial" w:eastAsia="Arial" w:hAnsi="Arial"/>
-                <w:b/>
-                <w:bCs/>
-                <w:color w:val="0B2E4F"/>
-                <w:sz w:val="18"/>
-                <w:szCs w:val="18"/>
-              </w:rPr>
-              <w:t xml:space="preserve">Grado y sección · Año</w:t>
+              <w:t xml:space="preserve">Mi idea principal es…</w:t>
+            </w:r>
+          </w:p>
+          <w:p>
+            <w:pPr>
+              <w:pBdr>
+                <w:bottom w:val="dashed" w:color="9FB3C8" w:sz="6" w:space="1"/>
+              </w:pBdr>
+              <w:spacing w:after="0" w:before="0" w:line="420"/>
+            </w:pPr>
+            <w:r>
+              <w:rPr>
+                <w:rFonts w:ascii="Arial" w:cs="Arial" w:eastAsia="Arial" w:hAnsi="Arial"/>
+                <w:color w:val="1E293B"/>
+                <w:sz w:val="21"/>
+                <w:szCs w:val="21"/>
+              </w:rPr>
+              <w:t xml:space="preserve"> </w:t>
             </w:r>
           </w:p>
           <w:p>
@@ -386,7 +387,7 @@
                 <w:sz w:val="26"/>
                 <w:szCs w:val="26"/>
               </w:rPr>
-              <w:t xml:space="preserve">🚪 Introducción</w:t>
+              <w:t xml:space="preserve">🧱 Desarrollo</w:t>
             </w:r>
           </w:p>
           <w:p>
@@ -400,7 +401,7 @@
                 <w:sz w:val="18"/>
                 <w:szCs w:val="18"/>
               </w:rPr>
-              <w:t xml:space="preserve">Presenta el tema y escribe tu idea principal.</w:t>
+              <w:t xml:space="preserve">Escribe 3 párrafos. Cada uno con una idea y una cita. ✍️ Aquí van tus citas: «Según López (2020), …» o «… (Soto, 2019)».</w:t>
             </w:r>
           </w:p>
         </w:tc>
@@ -435,7 +436,41 @@
                 <w:sz w:val="18"/>
                 <w:szCs w:val="18"/>
               </w:rPr>
-              <w:t xml:space="preserve">¿De qué trata mi ensayo?</w:t>
+              <w:t xml:space="preserve">Párrafo 1 · Idea: ____________________</w:t>
+            </w:r>
+          </w:p>
+          <w:p>
+            <w:pPr>
+              <w:pBdr>
+                <w:bottom w:val="dashed" w:color="9FB3C8" w:sz="6" w:space="1"/>
+              </w:pBdr>
+              <w:spacing w:after="0" w:before="0" w:line="420"/>
+            </w:pPr>
+            <w:r>
+              <w:rPr>
+                <w:rFonts w:ascii="Arial" w:cs="Arial" w:eastAsia="Arial" w:hAnsi="Arial"/>
+                <w:color w:val="1E293B"/>
+                <w:sz w:val="21"/>
+                <w:szCs w:val="21"/>
+              </w:rPr>
+              <w:t xml:space="preserve"> </w:t>
+            </w:r>
+          </w:p>
+          <w:p>
+            <w:pPr>
+              <w:pBdr>
+                <w:bottom w:val="dashed" w:color="9FB3C8" w:sz="6" w:space="1"/>
+              </w:pBdr>
+              <w:spacing w:after="0" w:before="0" w:line="420"/>
+            </w:pPr>
+            <w:r>
+              <w:rPr>
+                <w:rFonts w:ascii="Arial" w:cs="Arial" w:eastAsia="Arial" w:hAnsi="Arial"/>
+                <w:color w:val="1E293B"/>
+                <w:sz w:val="21"/>
+                <w:szCs w:val="21"/>
+              </w:rPr>
+              <w:t xml:space="preserve"> </w:t>
             </w:r>
           </w:p>
           <w:p>
@@ -485,7 +520,125 @@
                 <w:sz w:val="18"/>
                 <w:szCs w:val="18"/>
               </w:rPr>
-              <w:t xml:space="preserve">Mi idea principal es…</w:t>
+              <w:t xml:space="preserve">Párrafo 2 · Idea: ____________________</w:t>
+            </w:r>
+          </w:p>
+          <w:p>
+            <w:pPr>
+              <w:pBdr>
+                <w:bottom w:val="dashed" w:color="9FB3C8" w:sz="6" w:space="1"/>
+              </w:pBdr>
+              <w:spacing w:after="0" w:before="0" w:line="420"/>
+            </w:pPr>
+            <w:r>
+              <w:rPr>
+                <w:rFonts w:ascii="Arial" w:cs="Arial" w:eastAsia="Arial" w:hAnsi="Arial"/>
+                <w:color w:val="1E293B"/>
+                <w:sz w:val="21"/>
+                <w:szCs w:val="21"/>
+              </w:rPr>
+              <w:t xml:space="preserve"> </w:t>
+            </w:r>
+          </w:p>
+          <w:p>
+            <w:pPr>
+              <w:pBdr>
+                <w:bottom w:val="dashed" w:color="9FB3C8" w:sz="6" w:space="1"/>
+              </w:pBdr>
+              <w:spacing w:after="0" w:before="0" w:line="420"/>
+            </w:pPr>
+            <w:r>
+              <w:rPr>
+                <w:rFonts w:ascii="Arial" w:cs="Arial" w:eastAsia="Arial" w:hAnsi="Arial"/>
+                <w:color w:val="1E293B"/>
+                <w:sz w:val="21"/>
+                <w:szCs w:val="21"/>
+              </w:rPr>
+              <w:t xml:space="preserve"> </w:t>
+            </w:r>
+          </w:p>
+          <w:p>
+            <w:pPr>
+              <w:pBdr>
+                <w:bottom w:val="dashed" w:color="9FB3C8" w:sz="6" w:space="1"/>
+              </w:pBdr>
+              <w:spacing w:after="0" w:before="0" w:line="420"/>
+            </w:pPr>
+            <w:r>
+              <w:rPr>
+                <w:rFonts w:ascii="Arial" w:cs="Arial" w:eastAsia="Arial" w:hAnsi="Arial"/>
+                <w:color w:val="1E293B"/>
+                <w:sz w:val="21"/>
+                <w:szCs w:val="21"/>
+              </w:rPr>
+              <w:t xml:space="preserve"> </w:t>
+            </w:r>
+          </w:p>
+          <w:p>
+            <w:pPr>
+              <w:pBdr>
+                <w:bottom w:val="dashed" w:color="9FB3C8" w:sz="6" w:space="1"/>
+              </w:pBdr>
+              <w:spacing w:after="0" w:before="0" w:line="420"/>
+            </w:pPr>
+            <w:r>
+              <w:rPr>
+                <w:rFonts w:ascii="Arial" w:cs="Arial" w:eastAsia="Arial" w:hAnsi="Arial"/>
+                <w:color w:val="1E293B"/>
+                <w:sz w:val="21"/>
+                <w:szCs w:val="21"/>
+              </w:rPr>
+              <w:t xml:space="preserve"> </w:t>
+            </w:r>
+          </w:p>
+          <w:p>
+            <w:pPr>
+              <w:spacing w:after="0" w:before="60" w:line="276"/>
+            </w:pPr>
+            <w:r>
+              <w:rPr>
+                <w:rFonts w:ascii="Arial" w:cs="Arial" w:eastAsia="Arial" w:hAnsi="Arial"/>
+                <w:b/>
+                <w:bCs/>
+                <w:color w:val="0B2E4F"/>
+                <w:sz w:val="18"/>
+                <w:szCs w:val="18"/>
+              </w:rPr>
+              <w:t xml:space="preserve">Párrafo 3 · Idea: ____________________</w:t>
+            </w:r>
+          </w:p>
+          <w:p>
+            <w:pPr>
+              <w:pBdr>
+                <w:bottom w:val="dashed" w:color="9FB3C8" w:sz="6" w:space="1"/>
+              </w:pBdr>
+              <w:spacing w:after="0" w:before="0" w:line="420"/>
+            </w:pPr>
+            <w:r>
+              <w:rPr>
+                <w:rFonts w:ascii="Arial" w:cs="Arial" w:eastAsia="Arial" w:hAnsi="Arial"/>
+                <w:color w:val="1E293B"/>
+                <w:sz w:val="21"/>
+                <w:szCs w:val="21"/>
+              </w:rPr>
+              <w:t xml:space="preserve"> </w:t>
+            </w:r>
+          </w:p>
+          <w:p>
+            <w:pPr>
+              <w:pBdr>
+                <w:bottom w:val="dashed" w:color="9FB3C8" w:sz="6" w:space="1"/>
+              </w:pBdr>
+              <w:spacing w:after="0" w:before="0" w:line="420"/>
+            </w:pPr>
+            <w:r>
+              <w:rPr>
+                <w:rFonts w:ascii="Arial" w:cs="Arial" w:eastAsia="Arial" w:hAnsi="Arial"/>
+                <w:color w:val="1E293B"/>
+                <w:sz w:val="21"/>
+                <w:szCs w:val="21"/>
+              </w:rPr>
+              <w:t xml:space="preserve"> </w:t>
             </w:r>
           </w:p>
           <w:p>
@@ -599,7 +752,7 @@
                 <w:sz w:val="26"/>
                 <w:szCs w:val="26"/>
               </w:rPr>
-              <w:t xml:space="preserve">🧱 Desarrollo</w:t>
+              <w:t xml:space="preserve">🏁 Conclusión</w:t>
             </w:r>
           </w:p>
           <w:p>
@@ -613,7 +766,7 @@
                 <w:sz w:val="18"/>
                 <w:szCs w:val="18"/>
               </w:rPr>
-              <w:t xml:space="preserve">Escribe 3 párrafos. Cada uno con una idea y una cita.</w:t>
+              <w:t xml:space="preserve">Resume lo más importante y cierra con una reflexión.</w:t>
             </w:r>
           </w:p>
         </w:tc>
@@ -635,190 +788,6 @@
               <w:right w:type="dxa" w:w="160"/>
             </w:tcMar>
           </w:tcPr>
-          <w:p>
-            <w:pPr>
-              <w:spacing w:after="0" w:before="60" w:line="276"/>
-            </w:pPr>
-            <w:r>
-              <w:rPr>
-                <w:rFonts w:ascii="Arial" w:cs="Arial" w:eastAsia="Arial" w:hAnsi="Arial"/>
-                <w:b/>
-                <w:bCs/>
-                <w:color w:val="0B2E4F"/>
-                <w:sz w:val="18"/>
-                <w:szCs w:val="18"/>
-              </w:rPr>
-              <w:t xml:space="preserve">Párrafo 1 · Idea: ____________________</w:t>
-            </w:r>
-          </w:p>
-          <w:p>
-            <w:pPr>
-              <w:pBdr>
-                <w:bottom w:val="dashed" w:color="9FB3C8" w:sz="6" w:space="1"/>
-              </w:pBdr>
-              <w:spacing w:after="0" w:before="0" w:line="420"/>
-            </w:pPr>
-            <w:r>
-              <w:rPr>
-                <w:rFonts w:ascii="Arial" w:cs="Arial" w:eastAsia="Arial" w:hAnsi="Arial"/>
-                <w:color w:val="1E293B"/>
-                <w:sz w:val="21"/>
-                <w:szCs w:val="21"/>
-              </w:rPr>
-              <w:t xml:space="preserve"> </w:t>
-            </w:r>
-          </w:p>
-          <w:p>
-            <w:pPr>
-              <w:pBdr>
-                <w:bottom w:val="dashed" w:color="9FB3C8" w:sz="6" w:space="1"/>
-              </w:pBdr>
-              <w:spacing w:after="0" w:before="0" w:line="420"/>
-            </w:pPr>
-            <w:r>
-              <w:rPr>
-                <w:rFonts w:ascii="Arial" w:cs="Arial" w:eastAsia="Arial" w:hAnsi="Arial"/>
-                <w:color w:val="1E293B"/>
-                <w:sz w:val="21"/>
-                <w:szCs w:val="21"/>
-              </w:rPr>
-              <w:t xml:space="preserve"> </w:t>
-            </w:r>
-          </w:p>
-          <w:p>
-            <w:pPr>
-              <w:pBdr>
-                <w:bottom w:val="dashed" w:color="9FB3C8" w:sz="6" w:space="1"/>
-              </w:pBdr>
-              <w:spacing w:after="0" w:before="0" w:line="420"/>
-            </w:pPr>
-            <w:r>
-              <w:rPr>
-                <w:rFonts w:ascii="Arial" w:cs="Arial" w:eastAsia="Arial" w:hAnsi="Arial"/>
-                <w:color w:val="1E293B"/>
-                <w:sz w:val="21"/>
-                <w:szCs w:val="21"/>
-              </w:rPr>
-              <w:t xml:space="preserve"> </w:t>
-            </w:r>
-          </w:p>
-          <w:p>
-            <w:pPr>
-              <w:pBdr>
-                <w:bottom w:val="dashed" w:color="9FB3C8" w:sz="6" w:space="1"/>
-              </w:pBdr>
-              <w:spacing w:after="0" w:before="0" w:line="420"/>
-            </w:pPr>
-            <w:r>
-              <w:rPr>
-                <w:rFonts w:ascii="Arial" w:cs="Arial" w:eastAsia="Arial" w:hAnsi="Arial"/>
-                <w:color w:val="1E293B"/>
-                <w:sz w:val="21"/>
-                <w:szCs w:val="21"/>
-              </w:rPr>
-              <w:t xml:space="preserve"> </w:t>
-            </w:r>
-          </w:p>
-          <w:p>
-            <w:pPr>
-              <w:spacing w:after="0" w:before="60" w:line="276"/>
-            </w:pPr>
-            <w:r>
-              <w:rPr>
-                <w:rFonts w:ascii="Arial" w:cs="Arial" w:eastAsia="Arial" w:hAnsi="Arial"/>
-                <w:b/>
-                <w:bCs/>
-                <w:color w:val="0B2E4F"/>
-                <w:sz w:val="18"/>
-                <w:szCs w:val="18"/>
-              </w:rPr>
-              <w:t xml:space="preserve">Párrafo 2 · Idea: ____________________</w:t>
-            </w:r>
-          </w:p>
-          <w:p>
-            <w:pPr>
-              <w:pBdr>
-                <w:bottom w:val="dashed" w:color="9FB3C8" w:sz="6" w:space="1"/>
-              </w:pBdr>
-              <w:spacing w:after="0" w:before="0" w:line="420"/>
-            </w:pPr>
-            <w:r>
-              <w:rPr>
-                <w:rFonts w:ascii="Arial" w:cs="Arial" w:eastAsia="Arial" w:hAnsi="Arial"/>
-                <w:color w:val="1E293B"/>
-                <w:sz w:val="21"/>
-                <w:szCs w:val="21"/>
-              </w:rPr>
-              <w:t xml:space="preserve"> </w:t>
-            </w:r>
-          </w:p>
-          <w:p>
-            <w:pPr>
-              <w:pBdr>
-                <w:bottom w:val="dashed" w:color="9FB3C8" w:sz="6" w:space="1"/>
-              </w:pBdr>
-              <w:spacing w:after="0" w:before="0" w:line="420"/>
-            </w:pPr>
-            <w:r>
-              <w:rPr>
-                <w:rFonts w:ascii="Arial" w:cs="Arial" w:eastAsia="Arial" w:hAnsi="Arial"/>
-                <w:color w:val="1E293B"/>
-                <w:sz w:val="21"/>
-                <w:szCs w:val="21"/>
-              </w:rPr>
-              <w:t xml:space="preserve"> </w:t>
-            </w:r>
-          </w:p>
-          <w:p>
-            <w:pPr>
-              <w:pBdr>
-                <w:bottom w:val="dashed" w:color="9FB3C8" w:sz="6" w:space="1"/>
-              </w:pBdr>
-              <w:spacing w:after="0" w:before="0" w:line="420"/>
-            </w:pPr>
-            <w:r>
-              <w:rPr>
-                <w:rFonts w:ascii="Arial" w:cs="Arial" w:eastAsia="Arial" w:hAnsi="Arial"/>
-                <w:color w:val="1E293B"/>
-                <w:sz w:val="21"/>
-                <w:szCs w:val="21"/>
-              </w:rPr>
-              <w:t xml:space="preserve"> </w:t>
-            </w:r>
-          </w:p>
-          <w:p>
-            <w:pPr>
-              <w:pBdr>
-                <w:bottom w:val="dashed" w:color="9FB3C8" w:sz="6" w:space="1"/>
-              </w:pBdr>
-              <w:spacing w:after="0" w:before="0" w:line="420"/>
-            </w:pPr>
-            <w:r>
-              <w:rPr>
-                <w:rFonts w:ascii="Arial" w:cs="Arial" w:eastAsia="Arial" w:hAnsi="Arial"/>
-                <w:color w:val="1E293B"/>
-                <w:sz w:val="21"/>
-                <w:szCs w:val="21"/>
-              </w:rPr>
-              <w:t xml:space="preserve"> </w:t>
-            </w:r>
-          </w:p>
-          <w:p>
-            <w:pPr>
-              <w:spacing w:after="0" w:before="60" w:line="276"/>
-            </w:pPr>
-            <w:r>
-              <w:rPr>
-                <w:rFonts w:ascii="Arial" w:cs="Arial" w:eastAsia="Arial" w:hAnsi="Arial"/>
-                <w:b/>
-                <w:bCs/>
-                <w:color w:val="0B2E4F"/>
-                <w:sz w:val="18"/>
-                <w:szCs w:val="18"/>
-              </w:rPr>
-              <w:t xml:space="preserve">Párrafo 3 · Idea: ____________________</w:t>
-            </w:r>
-          </w:p>
           <w:p>
             <w:pPr>
               <w:pBdr>
@@ -964,7 +933,7 @@
                 <w:sz w:val="26"/>
                 <w:szCs w:val="26"/>
               </w:rPr>
-              <w:t xml:space="preserve">🏁 Conclusión</w:t>
+              <w:t xml:space="preserve">📚 Mis fuentes (Referencias APA)</w:t>
             </w:r>
           </w:p>
           <w:p>
@@ -978,7 +947,7 @@
                 <w:sz w:val="18"/>
                 <w:szCs w:val="18"/>
               </w:rPr>
-              <w:t xml:space="preserve">Resume lo más importante y cierra con una reflexión.</w:t>
+              <w:t xml:space="preserve">Escribe de dónde sacaste cada cita.</w:t>
             </w:r>
           </w:p>
         </w:tc>
@@ -1002,237 +971,34 @@
           </w:tcPr>
           <w:p>
             <w:pPr>
-              <w:pBdr>
-                <w:bottom w:val="dashed" w:color="9FB3C8" w:sz="6" w:space="1"/>
-              </w:pBdr>
-              <w:spacing w:after="0" w:before="0" w:line="420"/>
-            </w:pPr>
-            <w:r>
-              <w:rPr>
-                <w:rFonts w:ascii="Arial" w:cs="Arial" w:eastAsia="Arial" w:hAnsi="Arial"/>
-                <w:color w:val="1E293B"/>
-                <w:sz w:val="21"/>
-                <w:szCs w:val="21"/>
-              </w:rPr>
-              <w:t xml:space="preserve"> </w:t>
-            </w:r>
-          </w:p>
-          <w:p>
-            <w:pPr>
-              <w:pBdr>
-                <w:bottom w:val="dashed" w:color="9FB3C8" w:sz="6" w:space="1"/>
-              </w:pBdr>
-              <w:spacing w:after="0" w:before="0" w:line="420"/>
-            </w:pPr>
-            <w:r>
-              <w:rPr>
-                <w:rFonts w:ascii="Arial" w:cs="Arial" w:eastAsia="Arial" w:hAnsi="Arial"/>
-                <w:color w:val="1E293B"/>
-                <w:sz w:val="21"/>
-                <w:szCs w:val="21"/>
-              </w:rPr>
-              <w:t xml:space="preserve"> </w:t>
-            </w:r>
-          </w:p>
-          <w:p>
-            <w:pPr>
-              <w:pBdr>
-                <w:bottom w:val="dashed" w:color="9FB3C8" w:sz="6" w:space="1"/>
-              </w:pBdr>
-              <w:spacing w:after="0" w:before="0" w:line="420"/>
-            </w:pPr>
-            <w:r>
-              <w:rPr>
-                <w:rFonts w:ascii="Arial" w:cs="Arial" w:eastAsia="Arial" w:hAnsi="Arial"/>
-                <w:color w:val="1E293B"/>
-                <w:sz w:val="21"/>
-                <w:szCs w:val="21"/>
-              </w:rPr>
-              <w:t xml:space="preserve"> </w:t>
-            </w:r>
-          </w:p>
-          <w:p>
-            <w:pPr>
-              <w:pBdr>
-                <w:bottom w:val="dashed" w:color="9FB3C8" w:sz="6" w:space="1"/>
-              </w:pBdr>
-              <w:spacing w:after="0" w:before="0" w:line="420"/>
-            </w:pPr>
-            <w:r>
-              <w:rPr>
-                <w:rFonts w:ascii="Arial" w:cs="Arial" w:eastAsia="Arial" w:hAnsi="Arial"/>
-                <w:color w:val="1E293B"/>
-                <w:sz w:val="21"/>
-                <w:szCs w:val="21"/>
-              </w:rPr>
-              <w:t xml:space="preserve"> </w:t>
-            </w:r>
-          </w:p>
-        </w:tc>
-      </w:tr>
-    </w:tbl>
-    <w:p>
-      <w:pPr>
-        <w:spacing w:after="120" w:before="0" w:line="276"/>
-      </w:pPr>
-      <w:r>
-        <w:rPr>
-          <w:rFonts w:ascii="Arial" w:cs="Arial" w:eastAsia="Arial" w:hAnsi="Arial"/>
-          <w:color w:val="1E293B"/>
-          <w:sz w:val="21"/>
-          <w:szCs w:val="21"/>
-        </w:rPr>
-        <w:t xml:space="preserve"/>
-      </w:r>
-    </w:p>
-    <w:tbl>
-      <w:tblPr>
-        <w:tblW w:type="dxa" w:w="9638"/>
-        <w:tblBorders>
-          <w:top w:val="single" w:color="auto" w:sz="4"/>
-          <w:left w:val="single" w:color="auto" w:sz="4"/>
-          <w:bottom w:val="single" w:color="auto" w:sz="4"/>
-          <w:right w:val="single" w:color="auto" w:sz="4"/>
-          <w:insideH w:val="single" w:color="auto" w:sz="4"/>
-          <w:insideV w:val="single" w:color="auto" w:sz="4"/>
-        </w:tblBorders>
-      </w:tblPr>
-      <w:tblGrid>
-        <w:gridCol w:w="9638"/>
-      </w:tblGrid>
-      <w:tr>
-        <w:trPr>
-          <w:cantSplit/>
-        </w:trPr>
-        <w:tc>
-          <w:tcPr>
-            <w:tcW w:type="dxa" w:w="9638"/>
-            <w:tcBorders>
-              <w:top w:val="single" w:color="BE185D" w:sz="10"/>
-              <w:left w:val="single" w:color="BE185D" w:sz="10"/>
-              <w:bottom w:val="none" w:color="FFFFFF" w:sz="0"/>
-              <w:right w:val="single" w:color="BE185D" w:sz="10"/>
-            </w:tcBorders>
-            <w:shd w:fill="FCE7F3" w:color="auto" w:val="clear"/>
-            <w:tcMar>
-              <w:top w:type="dxa" w:w="110"/>
-              <w:left w:type="dxa" w:w="160"/>
-              <w:bottom w:type="dxa" w:w="110"/>
-              <w:right w:type="dxa" w:w="160"/>
-            </w:tcMar>
-          </w:tcPr>
-          <w:p>
-            <w:pPr>
-              <w:spacing w:after="20" w:before="0" w:line="276"/>
-            </w:pPr>
-            <w:r>
-              <w:rPr>
-                <w:rFonts w:ascii="Arial" w:cs="Arial" w:eastAsia="Arial" w:hAnsi="Arial"/>
-                <w:b/>
-                <w:bCs/>
-                <w:color w:val="BE185D"/>
-                <w:sz w:val="20"/>
-                <w:szCs w:val="20"/>
-              </w:rPr>
-              <w:t xml:space="preserve">PASO 5  </w:t>
-            </w:r>
-            <w:r>
-              <w:rPr>
-                <w:rFonts w:ascii="Arial" w:cs="Arial" w:eastAsia="Arial" w:hAnsi="Arial"/>
-                <w:b/>
-                <w:bCs/>
-                <w:color w:val="0B2E4F"/>
-                <w:sz w:val="26"/>
-                <w:szCs w:val="26"/>
-              </w:rPr>
-              <w:t xml:space="preserve">💬 Mis 3 citas parafraseadas (Normas APA)</w:t>
-            </w:r>
-          </w:p>
-          <w:p>
-            <w:pPr>
-              <w:spacing w:after="0" w:before="0" w:line="276"/>
-            </w:pPr>
-            <w:r>
-              <w:rPr>
-                <w:rFonts w:ascii="Arial" w:cs="Arial" w:eastAsia="Arial" w:hAnsi="Arial"/>
-                <w:color w:val="4B6075"/>
-                <w:sz w:val="18"/>
-                <w:szCs w:val="18"/>
-              </w:rPr>
-              <w:t xml:space="preserve">Cuenta lo que dijo un experto con TUS palabras (sin copiar). Úsalas dentro de tu trabajo.</w:t>
-            </w:r>
-          </w:p>
-        </w:tc>
-      </w:tr>
-      <w:tr>
-        <w:tc>
-          <w:tcPr>
-            <w:tcW w:type="dxa" w:w="9638"/>
-            <w:tcBorders>
-              <w:top w:val="none" w:color="FFFFFF" w:sz="0"/>
-              <w:left w:val="single" w:color="BE185D" w:sz="10"/>
-              <w:bottom w:val="single" w:color="BE185D" w:sz="10"/>
-              <w:right w:val="single" w:color="BE185D" w:sz="10"/>
-            </w:tcBorders>
-            <w:tcMar>
-              <w:top w:type="dxa" w:w="110"/>
-              <w:left w:type="dxa" w:w="160"/>
-              <w:bottom w:type="dxa" w:w="110"/>
-              <w:right w:type="dxa" w:w="160"/>
-            </w:tcMar>
-          </w:tcPr>
-          <w:p>
-            <w:pPr>
-              <w:spacing w:after="20" w:before="0" w:line="276"/>
-            </w:pPr>
-            <w:r>
-              <w:rPr>
-                <w:rFonts w:ascii="Arial" w:cs="Arial" w:eastAsia="Arial" w:hAnsi="Arial"/>
-                <w:b/>
-                <w:bCs/>
-                <w:color w:val="5B21B6"/>
-                <w:sz w:val="21"/>
-                <w:szCs w:val="21"/>
-              </w:rPr>
-              <w:t xml:space="preserve">A. Cita narrativa: </w:t>
-            </w:r>
+              <w:spacing w:after="80" w:before="40" w:line="276"/>
+            </w:pPr>
             <w:r>
               <w:rPr>
                 <w:rFonts w:ascii="Arial" w:cs="Arial" w:eastAsia="Arial" w:hAnsi="Arial"/>
                 <w:i/>
                 <w:iCs/>
-                <w:color w:val="1E293B"/>
-                <w:sz w:val="21"/>
-                <w:szCs w:val="21"/>
-              </w:rPr>
-              <w:t xml:space="preserve">Según López (2020), la tecnología cambió cómo aprendemos.</w:t>
-            </w:r>
-          </w:p>
-          <w:p>
-            <w:pPr>
-              <w:spacing w:after="60" w:before="0" w:line="276"/>
-            </w:pPr>
-            <w:r>
-              <w:rPr>
-                <w:rFonts w:ascii="Arial" w:cs="Arial" w:eastAsia="Arial" w:hAnsi="Arial"/>
-                <w:b/>
-                <w:bCs/>
-                <w:color w:val="5B21B6"/>
-                <w:sz w:val="21"/>
-                <w:szCs w:val="21"/>
-              </w:rPr>
-              <w:t xml:space="preserve">B. Cita parentética: </w:t>
-            </w:r>
+                <w:color w:val="64748B"/>
+                <w:sz w:val="17"/>
+                <w:szCs w:val="17"/>
+              </w:rPr>
+              <w:t xml:space="preserve">Orden: Autor o institución. (Año). Título. Página web o libro.</w:t>
+            </w:r>
+          </w:p>
+          <w:p>
+            <w:pPr>
+              <w:spacing w:after="80" w:before="40" w:line="276"/>
+            </w:pPr>
             <w:r>
               <w:rPr>
                 <w:rFonts w:ascii="Arial" w:cs="Arial" w:eastAsia="Arial" w:hAnsi="Arial"/>
                 <w:i/>
                 <w:iCs/>
-                <w:color w:val="1E293B"/>
-                <w:sz w:val="21"/>
-                <w:szCs w:val="21"/>
-              </w:rPr>
-              <w:t xml:space="preserve">La tecnología transformó la educación (Soto, 2019).</w:t>
+                <w:color w:val="64748B"/>
+                <w:sz w:val="17"/>
+                <w:szCs w:val="17"/>
+              </w:rPr>
+              <w:t xml:space="preserve">Ejemplo: Ministerio de Salud. (2025). Dengue: síntomas y prevención. gob.pe</w:t>
             </w:r>
           </w:p>
           <w:p>
@@ -1248,24 +1014,7 @@
                 <w:sz w:val="18"/>
                 <w:szCs w:val="18"/>
               </w:rPr>
-              <w:t xml:space="preserve">Cita 1   (Molde A: Según ______ (año), …   ·   Molde B: … (Apellido, año).)</w:t>
-            </w:r>
-          </w:p>
-          <w:p>
-            <w:pPr>
-              <w:pBdr>
-                <w:bottom w:val="dashed" w:color="9FB3C8" w:sz="6" w:space="1"/>
-              </w:pBdr>
-              <w:spacing w:after="0" w:before="0" w:line="420"/>
-            </w:pPr>
-            <w:r>
-              <w:rPr>
-                <w:rFonts w:ascii="Arial" w:cs="Arial" w:eastAsia="Arial" w:hAnsi="Arial"/>
-                <w:color w:val="1E293B"/>
-                <w:sz w:val="21"/>
-                <w:szCs w:val="21"/>
-              </w:rPr>
-              <w:t xml:space="preserve"> </w:t>
+              <w:t xml:space="preserve">Fuente 1</w:t>
             </w:r>
           </w:p>
           <w:p>
@@ -1298,24 +1047,7 @@
                 <w:sz w:val="18"/>
                 <w:szCs w:val="18"/>
               </w:rPr>
-              <w:t xml:space="preserve">Cita 2   (Molde A: Según ______ (año), …   ·   Molde B: … (Apellido, año).)</w:t>
-            </w:r>
-          </w:p>
-          <w:p>
-            <w:pPr>
-              <w:pBdr>
-                <w:bottom w:val="dashed" w:color="9FB3C8" w:sz="6" w:space="1"/>
-              </w:pBdr>
-              <w:spacing w:after="0" w:before="0" w:line="420"/>
-            </w:pPr>
-            <w:r>
-              <w:rPr>
-                <w:rFonts w:ascii="Arial" w:cs="Arial" w:eastAsia="Arial" w:hAnsi="Arial"/>
-                <w:color w:val="1E293B"/>
-                <w:sz w:val="21"/>
-                <w:szCs w:val="21"/>
-              </w:rPr>
-              <w:t xml:space="preserve"> </w:t>
+              <w:t xml:space="preserve">Fuente 2</w:t>
             </w:r>
           </w:p>
           <w:p>
@@ -1348,267 +1080,6 @@
                 <w:sz w:val="18"/>
                 <w:szCs w:val="18"/>
               </w:rPr>
-              <w:t xml:space="preserve">Cita 3   (Molde A: Según ______ (año), …   ·   Molde B: … (Apellido, año).)</w:t>
-            </w:r>
-          </w:p>
-          <w:p>
-            <w:pPr>
-              <w:pBdr>
-                <w:bottom w:val="dashed" w:color="9FB3C8" w:sz="6" w:space="1"/>
-              </w:pBdr>
-              <w:spacing w:after="0" w:before="0" w:line="420"/>
-            </w:pPr>
-            <w:r>
-              <w:rPr>
-                <w:rFonts w:ascii="Arial" w:cs="Arial" w:eastAsia="Arial" w:hAnsi="Arial"/>
-                <w:color w:val="1E293B"/>
-                <w:sz w:val="21"/>
-                <w:szCs w:val="21"/>
-              </w:rPr>
-              <w:t xml:space="preserve"> </w:t>
-            </w:r>
-          </w:p>
-          <w:p>
-            <w:pPr>
-              <w:pBdr>
-                <w:bottom w:val="dashed" w:color="9FB3C8" w:sz="6" w:space="1"/>
-              </w:pBdr>
-              <w:spacing w:after="0" w:before="0" w:line="420"/>
-            </w:pPr>
-            <w:r>
-              <w:rPr>
-                <w:rFonts w:ascii="Arial" w:cs="Arial" w:eastAsia="Arial" w:hAnsi="Arial"/>
-                <w:color w:val="1E293B"/>
-                <w:sz w:val="21"/>
-                <w:szCs w:val="21"/>
-              </w:rPr>
-              <w:t xml:space="preserve"> </w:t>
-            </w:r>
-          </w:p>
-        </w:tc>
-      </w:tr>
-    </w:tbl>
-    <w:p>
-      <w:pPr>
-        <w:spacing w:after="120" w:before="0" w:line="276"/>
-      </w:pPr>
-      <w:r>
-        <w:rPr>
-          <w:rFonts w:ascii="Arial" w:cs="Arial" w:eastAsia="Arial" w:hAnsi="Arial"/>
-          <w:color w:val="1E293B"/>
-          <w:sz w:val="21"/>
-          <w:szCs w:val="21"/>
-        </w:rPr>
-        <w:t xml:space="preserve"/>
-      </w:r>
-    </w:p>
-    <w:tbl>
-      <w:tblPr>
-        <w:tblW w:type="dxa" w:w="9638"/>
-        <w:tblBorders>
-          <w:top w:val="single" w:color="auto" w:sz="4"/>
-          <w:left w:val="single" w:color="auto" w:sz="4"/>
-          <w:bottom w:val="single" w:color="auto" w:sz="4"/>
-          <w:right w:val="single" w:color="auto" w:sz="4"/>
-          <w:insideH w:val="single" w:color="auto" w:sz="4"/>
-          <w:insideV w:val="single" w:color="auto" w:sz="4"/>
-        </w:tblBorders>
-      </w:tblPr>
-      <w:tblGrid>
-        <w:gridCol w:w="9638"/>
-      </w:tblGrid>
-      <w:tr>
-        <w:trPr>
-          <w:cantSplit/>
-        </w:trPr>
-        <w:tc>
-          <w:tcPr>
-            <w:tcW w:type="dxa" w:w="9638"/>
-            <w:tcBorders>
-              <w:top w:val="single" w:color="0D9488" w:sz="10"/>
-              <w:left w:val="single" w:color="0D9488" w:sz="10"/>
-              <w:bottom w:val="none" w:color="FFFFFF" w:sz="0"/>
-              <w:right w:val="single" w:color="0D9488" w:sz="10"/>
-            </w:tcBorders>
-            <w:shd w:fill="CCFBF1" w:color="auto" w:val="clear"/>
-            <w:tcMar>
-              <w:top w:type="dxa" w:w="110"/>
-              <w:left w:type="dxa" w:w="160"/>
-              <w:bottom w:type="dxa" w:w="110"/>
-              <w:right w:type="dxa" w:w="160"/>
-            </w:tcMar>
-          </w:tcPr>
-          <w:p>
-            <w:pPr>
-              <w:spacing w:after="20" w:before="0" w:line="276"/>
-            </w:pPr>
-            <w:r>
-              <w:rPr>
-                <w:rFonts w:ascii="Arial" w:cs="Arial" w:eastAsia="Arial" w:hAnsi="Arial"/>
-                <w:b/>
-                <w:bCs/>
-                <w:color w:val="0D9488"/>
-                <w:sz w:val="20"/>
-                <w:szCs w:val="20"/>
-              </w:rPr>
-              <w:t xml:space="preserve">PASO 6  </w:t>
-            </w:r>
-            <w:r>
-              <w:rPr>
-                <w:rFonts w:ascii="Arial" w:cs="Arial" w:eastAsia="Arial" w:hAnsi="Arial"/>
-                <w:b/>
-                <w:bCs/>
-                <w:color w:val="0B2E4F"/>
-                <w:sz w:val="26"/>
-                <w:szCs w:val="26"/>
-              </w:rPr>
-              <w:t xml:space="preserve">📚 Mis fuentes (Referencias APA)</w:t>
-            </w:r>
-          </w:p>
-          <w:p>
-            <w:pPr>
-              <w:spacing w:after="0" w:before="0" w:line="276"/>
-            </w:pPr>
-            <w:r>
-              <w:rPr>
-                <w:rFonts w:ascii="Arial" w:cs="Arial" w:eastAsia="Arial" w:hAnsi="Arial"/>
-                <w:color w:val="4B6075"/>
-                <w:sz w:val="18"/>
-                <w:szCs w:val="18"/>
-              </w:rPr>
-              <w:t xml:space="preserve">Escribe de dónde sacaste cada cita.</w:t>
-            </w:r>
-          </w:p>
-        </w:tc>
-      </w:tr>
-      <w:tr>
-        <w:tc>
-          <w:tcPr>
-            <w:tcW w:type="dxa" w:w="9638"/>
-            <w:tcBorders>
-              <w:top w:val="none" w:color="FFFFFF" w:sz="0"/>
-              <w:left w:val="single" w:color="0D9488" w:sz="10"/>
-              <w:bottom w:val="single" w:color="0D9488" w:sz="10"/>
-              <w:right w:val="single" w:color="0D9488" w:sz="10"/>
-            </w:tcBorders>
-            <w:tcMar>
-              <w:top w:type="dxa" w:w="110"/>
-              <w:left w:type="dxa" w:w="160"/>
-              <w:bottom w:type="dxa" w:w="110"/>
-              <w:right w:type="dxa" w:w="160"/>
-            </w:tcMar>
-          </w:tcPr>
-          <w:p>
-            <w:pPr>
-              <w:spacing w:after="80" w:before="40" w:line="276"/>
-            </w:pPr>
-            <w:r>
-              <w:rPr>
-                <w:rFonts w:ascii="Arial" w:cs="Arial" w:eastAsia="Arial" w:hAnsi="Arial"/>
-                <w:i/>
-                <w:iCs/>
-                <w:color w:val="64748B"/>
-                <w:sz w:val="17"/>
-                <w:szCs w:val="17"/>
-              </w:rPr>
-              <w:t xml:space="preserve">Orden: Autor o institución. (Año). Título. Página web o libro.</w:t>
-            </w:r>
-          </w:p>
-          <w:p>
-            <w:pPr>
-              <w:spacing w:after="80" w:before="40" w:line="276"/>
-            </w:pPr>
-            <w:r>
-              <w:rPr>
-                <w:rFonts w:ascii="Arial" w:cs="Arial" w:eastAsia="Arial" w:hAnsi="Arial"/>
-                <w:i/>
-                <w:iCs/>
-                <w:color w:val="64748B"/>
-                <w:sz w:val="17"/>
-                <w:szCs w:val="17"/>
-              </w:rPr>
-              <w:t xml:space="preserve">Ejemplo: Ministerio de Salud. (2025). Dengue: síntomas y prevención. gob.pe</w:t>
-            </w:r>
-          </w:p>
-          <w:p>
-            <w:pPr>
-              <w:spacing w:after="0" w:before="60" w:line="276"/>
-            </w:pPr>
-            <w:r>
-              <w:rPr>
-                <w:rFonts w:ascii="Arial" w:cs="Arial" w:eastAsia="Arial" w:hAnsi="Arial"/>
-                <w:b/>
-                <w:bCs/>
-                <w:color w:val="0B2E4F"/>
-                <w:sz w:val="18"/>
-                <w:szCs w:val="18"/>
-              </w:rPr>
-              <w:t xml:space="preserve">Fuente 1</w:t>
-            </w:r>
-          </w:p>
-          <w:p>
-            <w:pPr>
-              <w:pBdr>
-                <w:bottom w:val="dashed" w:color="9FB3C8" w:sz="6" w:space="1"/>
-              </w:pBdr>
-              <w:spacing w:after="0" w:before="0" w:line="420"/>
-            </w:pPr>
-            <w:r>
-              <w:rPr>
-                <w:rFonts w:ascii="Arial" w:cs="Arial" w:eastAsia="Arial" w:hAnsi="Arial"/>
-                <w:color w:val="1E293B"/>
-                <w:sz w:val="21"/>
-                <w:szCs w:val="21"/>
-              </w:rPr>
-              <w:t xml:space="preserve"> </w:t>
-            </w:r>
-          </w:p>
-          <w:p>
-            <w:pPr>
-              <w:spacing w:after="0" w:before="60" w:line="276"/>
-            </w:pPr>
-            <w:r>
-              <w:rPr>
-                <w:rFonts w:ascii="Arial" w:cs="Arial" w:eastAsia="Arial" w:hAnsi="Arial"/>
-                <w:b/>
-                <w:bCs/>
-                <w:color w:val="0B2E4F"/>
-                <w:sz w:val="18"/>
-                <w:szCs w:val="18"/>
-              </w:rPr>
-              <w:t xml:space="preserve">Fuente 2</w:t>
-            </w:r>
-          </w:p>
-          <w:p>
-            <w:pPr>
-              <w:pBdr>
-                <w:bottom w:val="dashed" w:color="9FB3C8" w:sz="6" w:space="1"/>
-              </w:pBdr>
-              <w:spacing w:after="0" w:before="0" w:line="420"/>
-            </w:pPr>
-            <w:r>
-              <w:rPr>
-                <w:rFonts w:ascii="Arial" w:cs="Arial" w:eastAsia="Arial" w:hAnsi="Arial"/>
-                <w:color w:val="1E293B"/>
-                <w:sz w:val="21"/>
-                <w:szCs w:val="21"/>
-              </w:rPr>
-              <w:t xml:space="preserve"> </w:t>
-            </w:r>
-          </w:p>
-          <w:p>
-            <w:pPr>
-              <w:spacing w:after="0" w:before="60" w:line="276"/>
-            </w:pPr>
-            <w:r>
-              <w:rPr>
-                <w:rFonts w:ascii="Arial" w:cs="Arial" w:eastAsia="Arial" w:hAnsi="Arial"/>
-                <w:b/>
-                <w:bCs/>
-                <w:color w:val="0B2E4F"/>
-                <w:sz w:val="18"/>
-                <w:szCs w:val="18"/>
-              </w:rPr>
               <w:t xml:space="preserve">Fuente 3</w:t>
             </w:r>
           </w:p>
@@ -1627,355 +1098,6 @@
                 <w:szCs w:val="21"/>
               </w:rPr>
               <w:t xml:space="preserve"> </w:t>
-            </w:r>
-          </w:p>
-        </w:tc>
-      </w:tr>
-    </w:tbl>
-    <w:p>
-      <w:pPr>
-        <w:spacing w:after="120" w:before="0" w:line="276"/>
-      </w:pPr>
-      <w:r>
-        <w:rPr>
-          <w:rFonts w:ascii="Arial" w:cs="Arial" w:eastAsia="Arial" w:hAnsi="Arial"/>
-          <w:color w:val="1E293B"/>
-          <w:sz w:val="21"/>
-          <w:szCs w:val="21"/>
-        </w:rPr>
-        <w:t xml:space="preserve"/>
-      </w:r>
-    </w:p>
-    <w:tbl>
-      <w:tblPr>
-        <w:tblW w:type="dxa" w:w="9638"/>
-        <w:tblBorders>
-          <w:top w:val="single" w:color="auto" w:sz="4"/>
-          <w:left w:val="single" w:color="auto" w:sz="4"/>
-          <w:bottom w:val="single" w:color="auto" w:sz="4"/>
-          <w:right w:val="single" w:color="auto" w:sz="4"/>
-          <w:insideH w:val="single" w:color="auto" w:sz="4"/>
-          <w:insideV w:val="single" w:color="auto" w:sz="4"/>
-        </w:tblBorders>
-      </w:tblPr>
-      <w:tblGrid>
-        <w:gridCol w:w="9638"/>
-      </w:tblGrid>
-      <w:tr>
-        <w:trPr>
-          <w:cantSplit/>
-        </w:trPr>
-        <w:tc>
-          <w:tcPr>
-            <w:tcW w:type="dxa" w:w="9638"/>
-            <w:tcBorders>
-              <w:top w:val="single" w:color="16A34A" w:sz="10"/>
-              <w:left w:val="single" w:color="16A34A" w:sz="10"/>
-              <w:bottom w:val="none" w:color="FFFFFF" w:sz="0"/>
-              <w:right w:val="single" w:color="16A34A" w:sz="10"/>
-            </w:tcBorders>
-            <w:shd w:fill="DCFCE7" w:color="auto" w:val="clear"/>
-            <w:tcMar>
-              <w:top w:type="dxa" w:w="110"/>
-              <w:left w:type="dxa" w:w="160"/>
-              <w:bottom w:type="dxa" w:w="110"/>
-              <w:right w:type="dxa" w:w="160"/>
-            </w:tcMar>
-          </w:tcPr>
-          <w:p>
-            <w:pPr>
-              <w:spacing w:after="20" w:before="0" w:line="276"/>
-            </w:pPr>
-            <w:r>
-              <w:rPr>
-                <w:rFonts w:ascii="Arial" w:cs="Arial" w:eastAsia="Arial" w:hAnsi="Arial"/>
-                <w:b/>
-                <w:bCs/>
-                <w:color w:val="16A34A"/>
-                <w:sz w:val="20"/>
-                <w:szCs w:val="20"/>
-              </w:rPr>
-              <w:t xml:space="preserve">PASO 7  </w:t>
-            </w:r>
-            <w:r>
-              <w:rPr>
-                <w:rFonts w:ascii="Arial" w:cs="Arial" w:eastAsia="Arial" w:hAnsi="Arial"/>
-                <w:b/>
-                <w:bCs/>
-                <w:color w:val="0B2E4F"/>
-                <w:sz w:val="26"/>
-                <w:szCs w:val="26"/>
-              </w:rPr>
-              <w:t xml:space="preserve">🔑 Palabras clave</w:t>
-            </w:r>
-          </w:p>
-          <w:p>
-            <w:pPr>
-              <w:spacing w:after="0" w:before="0" w:line="276"/>
-            </w:pPr>
-            <w:r>
-              <w:rPr>
-                <w:rFonts w:ascii="Arial" w:cs="Arial" w:eastAsia="Arial" w:hAnsi="Arial"/>
-                <w:color w:val="4B6075"/>
-                <w:sz w:val="18"/>
-                <w:szCs w:val="18"/>
-              </w:rPr>
-              <w:t xml:space="preserve">De 3 a 5 palabras: con ellas te encontrarán en el 🔍 Buscador de la Revista.</w:t>
-            </w:r>
-          </w:p>
-        </w:tc>
-      </w:tr>
-      <w:tr>
-        <w:tc>
-          <w:tcPr>
-            <w:tcW w:type="dxa" w:w="9638"/>
-            <w:tcBorders>
-              <w:top w:val="none" w:color="FFFFFF" w:sz="0"/>
-              <w:left w:val="single" w:color="16A34A" w:sz="10"/>
-              <w:bottom w:val="single" w:color="16A34A" w:sz="10"/>
-              <w:right w:val="single" w:color="16A34A" w:sz="10"/>
-            </w:tcBorders>
-            <w:tcMar>
-              <w:top w:type="dxa" w:w="110"/>
-              <w:left w:type="dxa" w:w="160"/>
-              <w:bottom w:type="dxa" w:w="110"/>
-              <w:right w:type="dxa" w:w="160"/>
-            </w:tcMar>
-          </w:tcPr>
-          <w:p>
-            <w:pPr>
-              <w:spacing w:after="40" w:before="0" w:line="276"/>
-            </w:pPr>
-            <w:r>
-              <w:rPr>
-                <w:rFonts w:ascii="Arial" w:cs="Arial" w:eastAsia="Arial" w:hAnsi="Arial"/>
-                <w:color w:val="1E293B"/>
-                <w:sz w:val="21"/>
-                <w:szCs w:val="21"/>
-              </w:rPr>
-              <w:t xml:space="preserve">1. ____________   2. ____________   3. ____________   4. ____________   5. ____________</w:t>
-            </w:r>
-          </w:p>
-        </w:tc>
-      </w:tr>
-    </w:tbl>
-    <w:p>
-      <w:pPr>
-        <w:spacing w:after="120" w:before="0" w:line="276"/>
-      </w:pPr>
-      <w:r>
-        <w:rPr>
-          <w:rFonts w:ascii="Arial" w:cs="Arial" w:eastAsia="Arial" w:hAnsi="Arial"/>
-          <w:color w:val="1E293B"/>
-          <w:sz w:val="21"/>
-          <w:szCs w:val="21"/>
-        </w:rPr>
-        <w:t xml:space="preserve"/>
-      </w:r>
-    </w:p>
-    <w:tbl>
-      <w:tblPr>
-        <w:tblW w:type="dxa" w:w="9638"/>
-        <w:tblBorders>
-          <w:top w:val="single" w:color="auto" w:sz="4"/>
-          <w:left w:val="single" w:color="auto" w:sz="4"/>
-          <w:bottom w:val="single" w:color="auto" w:sz="4"/>
-          <w:right w:val="single" w:color="auto" w:sz="4"/>
-          <w:insideH w:val="single" w:color="auto" w:sz="4"/>
-          <w:insideV w:val="single" w:color="auto" w:sz="4"/>
-        </w:tblBorders>
-      </w:tblPr>
-      <w:tblGrid>
-        <w:gridCol w:w="9638"/>
-      </w:tblGrid>
-      <w:tr>
-        <w:trPr>
-          <w:cantSplit/>
-        </w:trPr>
-        <w:tc>
-          <w:tcPr>
-            <w:tcW w:type="dxa" w:w="9638"/>
-            <w:tcBorders>
-              <w:top w:val="single" w:color="CA8A04" w:sz="10"/>
-              <w:left w:val="single" w:color="CA8A04" w:sz="10"/>
-              <w:bottom w:val="none" w:color="FFFFFF" w:sz="0"/>
-              <w:right w:val="single" w:color="CA8A04" w:sz="10"/>
-            </w:tcBorders>
-            <w:shd w:fill="FEF9C3" w:color="auto" w:val="clear"/>
-            <w:tcMar>
-              <w:top w:type="dxa" w:w="110"/>
-              <w:left w:type="dxa" w:w="160"/>
-              <w:bottom w:type="dxa" w:w="110"/>
-              <w:right w:type="dxa" w:w="160"/>
-            </w:tcMar>
-          </w:tcPr>
-          <w:p>
-            <w:pPr>
-              <w:spacing w:after="20" w:before="0" w:line="276"/>
-            </w:pPr>
-            <w:r>
-              <w:rPr>
-                <w:rFonts w:ascii="Arial" w:cs="Arial" w:eastAsia="Arial" w:hAnsi="Arial"/>
-                <w:b/>
-                <w:bCs/>
-                <w:color w:val="CA8A04"/>
-                <w:sz w:val="20"/>
-                <w:szCs w:val="20"/>
-              </w:rPr>
-              <w:t xml:space="preserve">PASO 8  </w:t>
-            </w:r>
-            <w:r>
-              <w:rPr>
-                <w:rFonts w:ascii="Arial" w:cs="Arial" w:eastAsia="Arial" w:hAnsi="Arial"/>
-                <w:b/>
-                <w:bCs/>
-                <w:color w:val="0B2E4F"/>
-                <w:sz w:val="26"/>
-                <w:szCs w:val="26"/>
-              </w:rPr>
-              <w:t xml:space="preserve">✅ Revisa y publica</w:t>
-            </w:r>
-          </w:p>
-          <w:p>
-            <w:pPr>
-              <w:spacing w:after="0" w:before="0" w:line="276"/>
-            </w:pPr>
-            <w:r>
-              <w:rPr>
-                <w:rFonts w:ascii="Arial" w:cs="Arial" w:eastAsia="Arial" w:hAnsi="Arial"/>
-                <w:color w:val="4B6075"/>
-                <w:sz w:val="18"/>
-                <w:szCs w:val="18"/>
-              </w:rPr>
-              <w:t xml:space="preserve">Marca cada casilla antes de publicar.</w:t>
-            </w:r>
-          </w:p>
-        </w:tc>
-      </w:tr>
-      <w:tr>
-        <w:tc>
-          <w:tcPr>
-            <w:tcW w:type="dxa" w:w="9638"/>
-            <w:tcBorders>
-              <w:top w:val="none" w:color="FFFFFF" w:sz="0"/>
-              <w:left w:val="single" w:color="CA8A04" w:sz="10"/>
-              <w:bottom w:val="single" w:color="CA8A04" w:sz="10"/>
-              <w:right w:val="single" w:color="CA8A04" w:sz="10"/>
-            </w:tcBorders>
-            <w:tcMar>
-              <w:top w:type="dxa" w:w="110"/>
-              <w:left w:type="dxa" w:w="160"/>
-              <w:bottom w:type="dxa" w:w="110"/>
-              <w:right w:type="dxa" w:w="160"/>
-            </w:tcMar>
-          </w:tcPr>
-          <w:p>
-            <w:pPr>
-              <w:spacing w:after="30" w:before="0" w:line="276"/>
-            </w:pPr>
-            <w:r>
-              <w:rPr>
-                <w:rFonts w:ascii="Arial" w:cs="Arial" w:eastAsia="Arial" w:hAnsi="Arial"/>
-                <w:color w:val="1E293B"/>
-                <w:sz w:val="21"/>
-                <w:szCs w:val="21"/>
-              </w:rPr>
-              <w:t xml:space="preserve">☐  Completé los datos y el título.</w:t>
-            </w:r>
-          </w:p>
-          <w:p>
-            <w:pPr>
-              <w:spacing w:after="30" w:before="0" w:line="276"/>
-            </w:pPr>
-            <w:r>
-              <w:rPr>
-                <w:rFonts w:ascii="Arial" w:cs="Arial" w:eastAsia="Arial" w:hAnsi="Arial"/>
-                <w:color w:val="1E293B"/>
-                <w:sz w:val="21"/>
-                <w:szCs w:val="21"/>
-              </w:rPr>
-              <w:t xml:space="preserve">☐  Tiene introducción, 3 párrafos y conclusión.</w:t>
-            </w:r>
-          </w:p>
-          <w:p>
-            <w:pPr>
-              <w:spacing w:after="30" w:before="0" w:line="276"/>
-            </w:pPr>
-            <w:r>
-              <w:rPr>
-                <w:rFonts w:ascii="Arial" w:cs="Arial" w:eastAsia="Arial" w:hAnsi="Arial"/>
-                <w:color w:val="1E293B"/>
-                <w:sz w:val="21"/>
-                <w:szCs w:val="21"/>
-              </w:rPr>
-              <w:t xml:space="preserve">☐  Tiene mis 3 citas con mis palabras.</w:t>
-            </w:r>
-          </w:p>
-          <w:p>
-            <w:pPr>
-              <w:spacing w:after="30" w:before="0" w:line="276"/>
-            </w:pPr>
-            <w:r>
-              <w:rPr>
-                <w:rFonts w:ascii="Arial" w:cs="Arial" w:eastAsia="Arial" w:hAnsi="Arial"/>
-                <w:color w:val="1E293B"/>
-                <w:sz w:val="21"/>
-                <w:szCs w:val="21"/>
-              </w:rPr>
-              <w:t xml:space="preserve">☐  Escribí las 3 fuentes.</w:t>
-            </w:r>
-          </w:p>
-          <w:p>
-            <w:pPr>
-              <w:spacing w:after="30" w:before="0" w:line="276"/>
-            </w:pPr>
-            <w:r>
-              <w:rPr>
-                <w:rFonts w:ascii="Arial" w:cs="Arial" w:eastAsia="Arial" w:hAnsi="Arial"/>
-                <w:color w:val="1E293B"/>
-                <w:sz w:val="21"/>
-                <w:szCs w:val="21"/>
-              </w:rPr>
-              <w:t xml:space="preserve">☐  Elegí de 3 a 5 palabras clave.</w:t>
-            </w:r>
-          </w:p>
-          <w:p>
-            <w:pPr>
-              <w:spacing w:after="30" w:before="0" w:line="276"/>
-            </w:pPr>
-            <w:r>
-              <w:rPr>
-                <w:rFonts w:ascii="Arial" w:cs="Arial" w:eastAsia="Arial" w:hAnsi="Arial"/>
-                <w:color w:val="1E293B"/>
-                <w:sz w:val="21"/>
-                <w:szCs w:val="21"/>
-              </w:rPr>
-              <w:t xml:space="preserve">☐  Revisé la ortografía y lo leí en voz alta.</w:t>
-            </w:r>
-          </w:p>
-          <w:p>
-            <w:pPr>
-              <w:spacing w:after="0" w:before="80" w:line="276"/>
-            </w:pPr>
-            <w:r>
-              <w:rPr>
-                <w:rFonts w:ascii="Arial" w:cs="Arial" w:eastAsia="Arial" w:hAnsi="Arial"/>
-                <w:b/>
-                <w:bCs/>
-                <w:color w:val="15803D"/>
-                <w:sz w:val="21"/>
-                <w:szCs w:val="21"/>
-              </w:rPr>
-              <w:t xml:space="preserve">¿Cómo lo publico? </w:t>
-            </w:r>
-            <w:r>
-              <w:rPr>
-                <w:rFonts w:ascii="Arial" w:cs="Arial" w:eastAsia="Arial" w:hAnsi="Arial"/>
-                <w:color w:val="1E293B"/>
-                <w:sz w:val="21"/>
-                <w:szCs w:val="21"/>
-              </w:rPr>
-              <w:t xml:space="preserve">Guarda este Word. En la Revista entra a 📝 Publicar propuesta, escribe el título, elige el tipo, pon tus palabras clave, sube esta guía y, si quieres, hasta 3 fotos (irán como Anexos).</w:t>
             </w:r>
           </w:p>
         </w:tc>

--- a/docs/guias/ens.docx
+++ b/docs/guias/ens.docx
@@ -64,7 +64,7 @@
                 <w:sz w:val="40"/>
                 <w:szCs w:val="40"/>
               </w:rPr>
-              <w:t xml:space="preserve">📝 Ensayo</w:t>
+              <w:t xml:space="preserve"> Ensayo</w:t>
             </w:r>
           </w:p>
           <w:p>
@@ -94,7 +94,7 @@
                 <w:sz w:val="18"/>
                 <w:szCs w:val="18"/>
               </w:rPr>
-              <w:t xml:space="preserve">✍️ Usa mínimo 3 citas parafraseadas dentro de tu trabajo y escribe sus fuentes al final.</w:t>
+              <w:t xml:space="preserve"> Usa mínimo 3 citas parafraseadas dentro de tu trabajo y escribe sus fuentes al final.</w:t>
             </w:r>
           </w:p>
         </w:tc>
@@ -163,7 +163,7 @@
                 <w:sz w:val="20"/>
                 <w:szCs w:val="20"/>
               </w:rPr>
-              <w:t xml:space="preserve">PASO 1  </w:t>
+              <w:t xml:space="preserve">PASO 1 </w:t>
             </w:r>
             <w:r>
               <w:rPr>
@@ -174,7 +174,7 @@
                 <w:sz w:val="26"/>
                 <w:szCs w:val="26"/>
               </w:rPr>
-              <w:t xml:space="preserve">🚪 Introducción</w:t>
+              <w:t xml:space="preserve"> Introducción</w:t>
             </w:r>
           </w:p>
           <w:p>
@@ -226,12 +226,73 @@
               <w:t xml:space="preserve">¿De qué trata mi ensayo?</w:t>
             </w:r>
           </w:p>
-          <w:p>
-            <w:pPr>
-              <w:pBdr>
-                <w:bottom w:val="dashed" w:color="9FB3C8" w:sz="6" w:space="1"/>
-              </w:pBdr>
-              <w:spacing w:after="0" w:before="0" w:line="420"/>
+          <w:tbl>
+            <w:tblPr>
+              <w:tblW w:type="dxa" w:w="9318"/>
+              <w:tblBorders>
+                <w:top w:val="single" w:color="auto" w:sz="4"/>
+                <w:left w:val="single" w:color="auto" w:sz="4"/>
+                <w:bottom w:val="single" w:color="auto" w:sz="4"/>
+                <w:right w:val="single" w:color="auto" w:sz="4"/>
+                <w:insideH w:val="single" w:color="auto" w:sz="4"/>
+                <w:insideV w:val="single" w:color="auto" w:sz="4"/>
+              </w:tblBorders>
+            </w:tblPr>
+            <w:tblGrid>
+              <w:gridCol w:w="9318"/>
+            </w:tblGrid>
+            <w:tr>
+              <w:tc>
+                <w:tcPr>
+                  <w:tcW w:type="dxa" w:w="9318"/>
+                  <w:tcBorders>
+                    <w:top w:val="single" w:color="93C5FD" w:sz="8"/>
+                    <w:left w:val="single" w:color="93C5FD" w:sz="8"/>
+                    <w:bottom w:val="single" w:color="93C5FD" w:sz="8"/>
+                    <w:right w:val="single" w:color="93C5FD" w:sz="8"/>
+                  </w:tcBorders>
+                  <w:shd w:fill="F8FBFF" w:color="auto" w:val="clear"/>
+                  <w:tcMar>
+                    <w:top w:type="dxa" w:w="80"/>
+                    <w:left w:type="dxa" w:w="140"/>
+                    <w:bottom w:type="dxa" w:w="80"/>
+                    <w:right w:type="dxa" w:w="140"/>
+                  </w:tcMar>
+                </w:tcPr>
+                <w:p>
+                  <w:pPr>
+                    <w:spacing w:after="0" w:before="0" w:line="420"/>
+                  </w:pPr>
+                  <w:r>
+                    <w:rPr>
+                      <w:rFonts w:ascii="Arial" w:cs="Arial" w:eastAsia="Arial" w:hAnsi="Arial"/>
+                      <w:color w:val="1E293B"/>
+                      <w:sz w:val="21"/>
+                      <w:szCs w:val="21"/>
+                    </w:rPr>
+                    <w:t xml:space="preserve"> </w:t>
+                  </w:r>
+                </w:p>
+                <w:p>
+                  <w:pPr>
+                    <w:spacing w:after="0" w:before="0" w:line="420"/>
+                  </w:pPr>
+                  <w:r>
+                    <w:rPr>
+                      <w:rFonts w:ascii="Arial" w:cs="Arial" w:eastAsia="Arial" w:hAnsi="Arial"/>
+                      <w:color w:val="1E293B"/>
+                      <w:sz w:val="21"/>
+                      <w:szCs w:val="21"/>
+                    </w:rPr>
+                    <w:t xml:space="preserve"> </w:t>
+                  </w:r>
+                </w:p>
+              </w:tc>
+            </w:tr>
+          </w:tbl>
+          <w:p>
+            <w:pPr>
+              <w:spacing w:after="60" w:before="0" w:line="276"/>
             </w:pPr>
             <w:r>
               <w:rPr>
@@ -240,24 +301,7 @@
                 <w:sz w:val="21"/>
                 <w:szCs w:val="21"/>
               </w:rPr>
-              <w:t xml:space="preserve"> </w:t>
-            </w:r>
-          </w:p>
-          <w:p>
-            <w:pPr>
-              <w:pBdr>
-                <w:bottom w:val="dashed" w:color="9FB3C8" w:sz="6" w:space="1"/>
-              </w:pBdr>
-              <w:spacing w:after="0" w:before="0" w:line="420"/>
-            </w:pPr>
-            <w:r>
-              <w:rPr>
-                <w:rFonts w:ascii="Arial" w:cs="Arial" w:eastAsia="Arial" w:hAnsi="Arial"/>
-                <w:color w:val="1E293B"/>
-                <w:sz w:val="21"/>
-                <w:szCs w:val="21"/>
-              </w:rPr>
-              <w:t xml:space="preserve"> </w:t>
+              <w:t xml:space="preserve"/>
             </w:r>
           </w:p>
           <w:p>
@@ -276,12 +320,73 @@
               <w:t xml:space="preserve">Mi idea principal es…</w:t>
             </w:r>
           </w:p>
-          <w:p>
-            <w:pPr>
-              <w:pBdr>
-                <w:bottom w:val="dashed" w:color="9FB3C8" w:sz="6" w:space="1"/>
-              </w:pBdr>
-              <w:spacing w:after="0" w:before="0" w:line="420"/>
+          <w:tbl>
+            <w:tblPr>
+              <w:tblW w:type="dxa" w:w="9318"/>
+              <w:tblBorders>
+                <w:top w:val="single" w:color="auto" w:sz="4"/>
+                <w:left w:val="single" w:color="auto" w:sz="4"/>
+                <w:bottom w:val="single" w:color="auto" w:sz="4"/>
+                <w:right w:val="single" w:color="auto" w:sz="4"/>
+                <w:insideH w:val="single" w:color="auto" w:sz="4"/>
+                <w:insideV w:val="single" w:color="auto" w:sz="4"/>
+              </w:tblBorders>
+            </w:tblPr>
+            <w:tblGrid>
+              <w:gridCol w:w="9318"/>
+            </w:tblGrid>
+            <w:tr>
+              <w:tc>
+                <w:tcPr>
+                  <w:tcW w:type="dxa" w:w="9318"/>
+                  <w:tcBorders>
+                    <w:top w:val="single" w:color="93C5FD" w:sz="8"/>
+                    <w:left w:val="single" w:color="93C5FD" w:sz="8"/>
+                    <w:bottom w:val="single" w:color="93C5FD" w:sz="8"/>
+                    <w:right w:val="single" w:color="93C5FD" w:sz="8"/>
+                  </w:tcBorders>
+                  <w:shd w:fill="F8FBFF" w:color="auto" w:val="clear"/>
+                  <w:tcMar>
+                    <w:top w:type="dxa" w:w="80"/>
+                    <w:left w:type="dxa" w:w="140"/>
+                    <w:bottom w:type="dxa" w:w="80"/>
+                    <w:right w:type="dxa" w:w="140"/>
+                  </w:tcMar>
+                </w:tcPr>
+                <w:p>
+                  <w:pPr>
+                    <w:spacing w:after="0" w:before="0" w:line="420"/>
+                  </w:pPr>
+                  <w:r>
+                    <w:rPr>
+                      <w:rFonts w:ascii="Arial" w:cs="Arial" w:eastAsia="Arial" w:hAnsi="Arial"/>
+                      <w:color w:val="1E293B"/>
+                      <w:sz w:val="21"/>
+                      <w:szCs w:val="21"/>
+                    </w:rPr>
+                    <w:t xml:space="preserve"> </w:t>
+                  </w:r>
+                </w:p>
+                <w:p>
+                  <w:pPr>
+                    <w:spacing w:after="0" w:before="0" w:line="420"/>
+                  </w:pPr>
+                  <w:r>
+                    <w:rPr>
+                      <w:rFonts w:ascii="Arial" w:cs="Arial" w:eastAsia="Arial" w:hAnsi="Arial"/>
+                      <w:color w:val="1E293B"/>
+                      <w:sz w:val="21"/>
+                      <w:szCs w:val="21"/>
+                    </w:rPr>
+                    <w:t xml:space="preserve"> </w:t>
+                  </w:r>
+                </w:p>
+              </w:tc>
+            </w:tr>
+          </w:tbl>
+          <w:p>
+            <w:pPr>
+              <w:spacing w:after="60" w:before="0" w:line="276"/>
             </w:pPr>
             <w:r>
               <w:rPr>
@@ -290,24 +395,7 @@
                 <w:sz w:val="21"/>
                 <w:szCs w:val="21"/>
               </w:rPr>
-              <w:t xml:space="preserve"> </w:t>
-            </w:r>
-          </w:p>
-          <w:p>
-            <w:pPr>
-              <w:pBdr>
-                <w:bottom w:val="dashed" w:color="9FB3C8" w:sz="6" w:space="1"/>
-              </w:pBdr>
-              <w:spacing w:after="0" w:before="0" w:line="420"/>
-            </w:pPr>
-            <w:r>
-              <w:rPr>
-                <w:rFonts w:ascii="Arial" w:cs="Arial" w:eastAsia="Arial" w:hAnsi="Arial"/>
-                <w:color w:val="1E293B"/>
-                <w:sz w:val="21"/>
-                <w:szCs w:val="21"/>
-              </w:rPr>
-              <w:t xml:space="preserve"> </w:t>
+              <w:t xml:space="preserve"/>
             </w:r>
           </w:p>
         </w:tc>
@@ -376,7 +464,7 @@
                 <w:sz w:val="20"/>
                 <w:szCs w:val="20"/>
               </w:rPr>
-              <w:t xml:space="preserve">PASO 2  </w:t>
+              <w:t xml:space="preserve">PASO 2 </w:t>
             </w:r>
             <w:r>
               <w:rPr>
@@ -387,7 +475,7 @@
                 <w:sz w:val="26"/>
                 <w:szCs w:val="26"/>
               </w:rPr>
-              <w:t xml:space="preserve">🧱 Desarrollo</w:t>
+              <w:t xml:space="preserve"> Desarrollo</w:t>
             </w:r>
           </w:p>
           <w:p>
@@ -401,7 +489,7 @@
                 <w:sz w:val="18"/>
                 <w:szCs w:val="18"/>
               </w:rPr>
-              <w:t xml:space="preserve">Escribe 3 párrafos. Cada uno con una idea y una cita. ✍️ Aquí van tus citas: «Según López (2020), …» o «… (Soto, 2019)».</w:t>
+              <w:t xml:space="preserve">Escribe 3 párrafos. Cada uno con una idea y una cita. Aquí van tus citas: «Según López (2020), …» o «… (Soto, 2019)».</w:t>
             </w:r>
           </w:p>
         </w:tc>
@@ -439,12 +527,101 @@
               <w:t xml:space="preserve">Párrafo 1 · Idea: ____________________</w:t>
             </w:r>
           </w:p>
-          <w:p>
-            <w:pPr>
-              <w:pBdr>
-                <w:bottom w:val="dashed" w:color="9FB3C8" w:sz="6" w:space="1"/>
-              </w:pBdr>
-              <w:spacing w:after="0" w:before="0" w:line="420"/>
+          <w:tbl>
+            <w:tblPr>
+              <w:tblW w:type="dxa" w:w="9318"/>
+              <w:tblBorders>
+                <w:top w:val="single" w:color="auto" w:sz="4"/>
+                <w:left w:val="single" w:color="auto" w:sz="4"/>
+                <w:bottom w:val="single" w:color="auto" w:sz="4"/>
+                <w:right w:val="single" w:color="auto" w:sz="4"/>
+                <w:insideH w:val="single" w:color="auto" w:sz="4"/>
+                <w:insideV w:val="single" w:color="auto" w:sz="4"/>
+              </w:tblBorders>
+            </w:tblPr>
+            <w:tblGrid>
+              <w:gridCol w:w="9318"/>
+            </w:tblGrid>
+            <w:tr>
+              <w:tc>
+                <w:tcPr>
+                  <w:tcW w:type="dxa" w:w="9318"/>
+                  <w:tcBorders>
+                    <w:top w:val="single" w:color="93C5FD" w:sz="8"/>
+                    <w:left w:val="single" w:color="93C5FD" w:sz="8"/>
+                    <w:bottom w:val="single" w:color="93C5FD" w:sz="8"/>
+                    <w:right w:val="single" w:color="93C5FD" w:sz="8"/>
+                  </w:tcBorders>
+                  <w:shd w:fill="F8FBFF" w:color="auto" w:val="clear"/>
+                  <w:tcMar>
+                    <w:top w:type="dxa" w:w="80"/>
+                    <w:left w:type="dxa" w:w="140"/>
+                    <w:bottom w:type="dxa" w:w="80"/>
+                    <w:right w:type="dxa" w:w="140"/>
+                  </w:tcMar>
+                </w:tcPr>
+                <w:p>
+                  <w:pPr>
+                    <w:spacing w:after="0" w:before="0" w:line="420"/>
+                  </w:pPr>
+                  <w:r>
+                    <w:rPr>
+                      <w:rFonts w:ascii="Arial" w:cs="Arial" w:eastAsia="Arial" w:hAnsi="Arial"/>
+                      <w:color w:val="1E293B"/>
+                      <w:sz w:val="21"/>
+                      <w:szCs w:val="21"/>
+                    </w:rPr>
+                    <w:t xml:space="preserve"> </w:t>
+                  </w:r>
+                </w:p>
+                <w:p>
+                  <w:pPr>
+                    <w:spacing w:after="0" w:before="0" w:line="420"/>
+                  </w:pPr>
+                  <w:r>
+                    <w:rPr>
+                      <w:rFonts w:ascii="Arial" w:cs="Arial" w:eastAsia="Arial" w:hAnsi="Arial"/>
+                      <w:color w:val="1E293B"/>
+                      <w:sz w:val="21"/>
+                      <w:szCs w:val="21"/>
+                    </w:rPr>
+                    <w:t xml:space="preserve"> </w:t>
+                  </w:r>
+                </w:p>
+                <w:p>
+                  <w:pPr>
+                    <w:spacing w:after="0" w:before="0" w:line="420"/>
+                  </w:pPr>
+                  <w:r>
+                    <w:rPr>
+                      <w:rFonts w:ascii="Arial" w:cs="Arial" w:eastAsia="Arial" w:hAnsi="Arial"/>
+                      <w:color w:val="1E293B"/>
+                      <w:sz w:val="21"/>
+                      <w:szCs w:val="21"/>
+                    </w:rPr>
+                    <w:t xml:space="preserve"> </w:t>
+                  </w:r>
+                </w:p>
+                <w:p>
+                  <w:pPr>
+                    <w:spacing w:after="0" w:before="0" w:line="420"/>
+                  </w:pPr>
+                  <w:r>
+                    <w:rPr>
+                      <w:rFonts w:ascii="Arial" w:cs="Arial" w:eastAsia="Arial" w:hAnsi="Arial"/>
+                      <w:color w:val="1E293B"/>
+                      <w:sz w:val="21"/>
+                      <w:szCs w:val="21"/>
+                    </w:rPr>
+                    <w:t xml:space="preserve"> </w:t>
+                  </w:r>
+                </w:p>
+              </w:tc>
+            </w:tr>
+          </w:tbl>
+          <w:p>
+            <w:pPr>
+              <w:spacing w:after="60" w:before="0" w:line="276"/>
             </w:pPr>
             <w:r>
               <w:rPr>
@@ -453,58 +630,7 @@
                 <w:sz w:val="21"/>
                 <w:szCs w:val="21"/>
               </w:rPr>
-              <w:t xml:space="preserve"> </w:t>
-            </w:r>
-          </w:p>
-          <w:p>
-            <w:pPr>
-              <w:pBdr>
-                <w:bottom w:val="dashed" w:color="9FB3C8" w:sz="6" w:space="1"/>
-              </w:pBdr>
-              <w:spacing w:after="0" w:before="0" w:line="420"/>
-            </w:pPr>
-            <w:r>
-              <w:rPr>
-                <w:rFonts w:ascii="Arial" w:cs="Arial" w:eastAsia="Arial" w:hAnsi="Arial"/>
-                <w:color w:val="1E293B"/>
-                <w:sz w:val="21"/>
-                <w:szCs w:val="21"/>
-              </w:rPr>
-              <w:t xml:space="preserve"> </w:t>
-            </w:r>
-          </w:p>
-          <w:p>
-            <w:pPr>
-              <w:pBdr>
-                <w:bottom w:val="dashed" w:color="9FB3C8" w:sz="6" w:space="1"/>
-              </w:pBdr>
-              <w:spacing w:after="0" w:before="0" w:line="420"/>
-            </w:pPr>
-            <w:r>
-              <w:rPr>
-                <w:rFonts w:ascii="Arial" w:cs="Arial" w:eastAsia="Arial" w:hAnsi="Arial"/>
-                <w:color w:val="1E293B"/>
-                <w:sz w:val="21"/>
-                <w:szCs w:val="21"/>
-              </w:rPr>
-              <w:t xml:space="preserve"> </w:t>
-            </w:r>
-          </w:p>
-          <w:p>
-            <w:pPr>
-              <w:pBdr>
-                <w:bottom w:val="dashed" w:color="9FB3C8" w:sz="6" w:space="1"/>
-              </w:pBdr>
-              <w:spacing w:after="0" w:before="0" w:line="420"/>
-            </w:pPr>
-            <w:r>
-              <w:rPr>
-                <w:rFonts w:ascii="Arial" w:cs="Arial" w:eastAsia="Arial" w:hAnsi="Arial"/>
-                <w:color w:val="1E293B"/>
-                <w:sz w:val="21"/>
-                <w:szCs w:val="21"/>
-              </w:rPr>
-              <w:t xml:space="preserve"> </w:t>
+              <w:t xml:space="preserve"/>
             </w:r>
           </w:p>
           <w:p>
@@ -523,12 +649,101 @@
               <w:t xml:space="preserve">Párrafo 2 · Idea: ____________________</w:t>
             </w:r>
           </w:p>
-          <w:p>
-            <w:pPr>
-              <w:pBdr>
-                <w:bottom w:val="dashed" w:color="9FB3C8" w:sz="6" w:space="1"/>
-              </w:pBdr>
-              <w:spacing w:after="0" w:before="0" w:line="420"/>
+          <w:tbl>
+            <w:tblPr>
+              <w:tblW w:type="dxa" w:w="9318"/>
+              <w:tblBorders>
+                <w:top w:val="single" w:color="auto" w:sz="4"/>
+                <w:left w:val="single" w:color="auto" w:sz="4"/>
+                <w:bottom w:val="single" w:color="auto" w:sz="4"/>
+                <w:right w:val="single" w:color="auto" w:sz="4"/>
+                <w:insideH w:val="single" w:color="auto" w:sz="4"/>
+                <w:insideV w:val="single" w:color="auto" w:sz="4"/>
+              </w:tblBorders>
+            </w:tblPr>
+            <w:tblGrid>
+              <w:gridCol w:w="9318"/>
+            </w:tblGrid>
+            <w:tr>
+              <w:tc>
+                <w:tcPr>
+                  <w:tcW w:type="dxa" w:w="9318"/>
+                  <w:tcBorders>
+                    <w:top w:val="single" w:color="93C5FD" w:sz="8"/>
+                    <w:left w:val="single" w:color="93C5FD" w:sz="8"/>
+                    <w:bottom w:val="single" w:color="93C5FD" w:sz="8"/>
+                    <w:right w:val="single" w:color="93C5FD" w:sz="8"/>
+                  </w:tcBorders>
+                  <w:shd w:fill="F8FBFF" w:color="auto" w:val="clear"/>
+                  <w:tcMar>
+                    <w:top w:type="dxa" w:w="80"/>
+                    <w:left w:type="dxa" w:w="140"/>
+                    <w:bottom w:type="dxa" w:w="80"/>
+                    <w:right w:type="dxa" w:w="140"/>
+                  </w:tcMar>
+                </w:tcPr>
+                <w:p>
+                  <w:pPr>
+                    <w:spacing w:after="0" w:before="0" w:line="420"/>
+                  </w:pPr>
+                  <w:r>
+                    <w:rPr>
+                      <w:rFonts w:ascii="Arial" w:cs="Arial" w:eastAsia="Arial" w:hAnsi="Arial"/>
+                      <w:color w:val="1E293B"/>
+                      <w:sz w:val="21"/>
+                      <w:szCs w:val="21"/>
+                    </w:rPr>
+                    <w:t xml:space="preserve"> </w:t>
+                  </w:r>
+                </w:p>
+                <w:p>
+                  <w:pPr>
+                    <w:spacing w:after="0" w:before="0" w:line="420"/>
+                  </w:pPr>
+                  <w:r>
+                    <w:rPr>
+                      <w:rFonts w:ascii="Arial" w:cs="Arial" w:eastAsia="Arial" w:hAnsi="Arial"/>
+                      <w:color w:val="1E293B"/>
+                      <w:sz w:val="21"/>
+                      <w:szCs w:val="21"/>
+                    </w:rPr>
+                    <w:t xml:space="preserve"> </w:t>
+                  </w:r>
+                </w:p>
+                <w:p>
+                  <w:pPr>
+                    <w:spacing w:after="0" w:before="0" w:line="420"/>
+                  </w:pPr>
+                  <w:r>
+                    <w:rPr>
+                      <w:rFonts w:ascii="Arial" w:cs="Arial" w:eastAsia="Arial" w:hAnsi="Arial"/>
+                      <w:color w:val="1E293B"/>
+                      <w:sz w:val="21"/>
+                      <w:szCs w:val="21"/>
+                    </w:rPr>
+                    <w:t xml:space="preserve"> </w:t>
+                  </w:r>
+                </w:p>
+                <w:p>
+                  <w:pPr>
+                    <w:spacing w:after="0" w:before="0" w:line="420"/>
+                  </w:pPr>
+                  <w:r>
+                    <w:rPr>
+                      <w:rFonts w:ascii="Arial" w:cs="Arial" w:eastAsia="Arial" w:hAnsi="Arial"/>
+                      <w:color w:val="1E293B"/>
+                      <w:sz w:val="21"/>
+                      <w:szCs w:val="21"/>
+                    </w:rPr>
+                    <w:t xml:space="preserve"> </w:t>
+                  </w:r>
+                </w:p>
+              </w:tc>
+            </w:tr>
+          </w:tbl>
+          <w:p>
+            <w:pPr>
+              <w:spacing w:after="60" w:before="0" w:line="276"/>
             </w:pPr>
             <w:r>
               <w:rPr>
@@ -537,58 +752,7 @@
                 <w:sz w:val="21"/>
                 <w:szCs w:val="21"/>
               </w:rPr>
-              <w:t xml:space="preserve"> </w:t>
-            </w:r>
-          </w:p>
-          <w:p>
-            <w:pPr>
-              <w:pBdr>
-                <w:bottom w:val="dashed" w:color="9FB3C8" w:sz="6" w:space="1"/>
-              </w:pBdr>
-              <w:spacing w:after="0" w:before="0" w:line="420"/>
-            </w:pPr>
-            <w:r>
-              <w:rPr>
-                <w:rFonts w:ascii="Arial" w:cs="Arial" w:eastAsia="Arial" w:hAnsi="Arial"/>
-                <w:color w:val="1E293B"/>
-                <w:sz w:val="21"/>
-                <w:szCs w:val="21"/>
-              </w:rPr>
-              <w:t xml:space="preserve"> </w:t>
-            </w:r>
-          </w:p>
-          <w:p>
-            <w:pPr>
-              <w:pBdr>
-                <w:bottom w:val="dashed" w:color="9FB3C8" w:sz="6" w:space="1"/>
-              </w:pBdr>
-              <w:spacing w:after="0" w:before="0" w:line="420"/>
-            </w:pPr>
-            <w:r>
-              <w:rPr>
-                <w:rFonts w:ascii="Arial" w:cs="Arial" w:eastAsia="Arial" w:hAnsi="Arial"/>
-                <w:color w:val="1E293B"/>
-                <w:sz w:val="21"/>
-                <w:szCs w:val="21"/>
-              </w:rPr>
-              <w:t xml:space="preserve"> </w:t>
-            </w:r>
-          </w:p>
-          <w:p>
-            <w:pPr>
-              <w:pBdr>
-                <w:bottom w:val="dashed" w:color="9FB3C8" w:sz="6" w:space="1"/>
-              </w:pBdr>
-              <w:spacing w:after="0" w:before="0" w:line="420"/>
-            </w:pPr>
-            <w:r>
-              <w:rPr>
-                <w:rFonts w:ascii="Arial" w:cs="Arial" w:eastAsia="Arial" w:hAnsi="Arial"/>
-                <w:color w:val="1E293B"/>
-                <w:sz w:val="21"/>
-                <w:szCs w:val="21"/>
-              </w:rPr>
-              <w:t xml:space="preserve"> </w:t>
+              <w:t xml:space="preserve"/>
             </w:r>
           </w:p>
           <w:p>
@@ -607,12 +771,101 @@
               <w:t xml:space="preserve">Párrafo 3 · Idea: ____________________</w:t>
             </w:r>
           </w:p>
-          <w:p>
-            <w:pPr>
-              <w:pBdr>
-                <w:bottom w:val="dashed" w:color="9FB3C8" w:sz="6" w:space="1"/>
-              </w:pBdr>
-              <w:spacing w:after="0" w:before="0" w:line="420"/>
+          <w:tbl>
+            <w:tblPr>
+              <w:tblW w:type="dxa" w:w="9318"/>
+              <w:tblBorders>
+                <w:top w:val="single" w:color="auto" w:sz="4"/>
+                <w:left w:val="single" w:color="auto" w:sz="4"/>
+                <w:bottom w:val="single" w:color="auto" w:sz="4"/>
+                <w:right w:val="single" w:color="auto" w:sz="4"/>
+                <w:insideH w:val="single" w:color="auto" w:sz="4"/>
+                <w:insideV w:val="single" w:color="auto" w:sz="4"/>
+              </w:tblBorders>
+            </w:tblPr>
+            <w:tblGrid>
+              <w:gridCol w:w="9318"/>
+            </w:tblGrid>
+            <w:tr>
+              <w:tc>
+                <w:tcPr>
+                  <w:tcW w:type="dxa" w:w="9318"/>
+                  <w:tcBorders>
+                    <w:top w:val="single" w:color="93C5FD" w:sz="8"/>
+                    <w:left w:val="single" w:color="93C5FD" w:sz="8"/>
+                    <w:bottom w:val="single" w:color="93C5FD" w:sz="8"/>
+                    <w:right w:val="single" w:color="93C5FD" w:sz="8"/>
+                  </w:tcBorders>
+                  <w:shd w:fill="F8FBFF" w:color="auto" w:val="clear"/>
+                  <w:tcMar>
+                    <w:top w:type="dxa" w:w="80"/>
+                    <w:left w:type="dxa" w:w="140"/>
+                    <w:bottom w:type="dxa" w:w="80"/>
+                    <w:right w:type="dxa" w:w="140"/>
+                  </w:tcMar>
+                </w:tcPr>
+                <w:p>
+                  <w:pPr>
+                    <w:spacing w:after="0" w:before="0" w:line="420"/>
+                  </w:pPr>
+                  <w:r>
+                    <w:rPr>
+                      <w:rFonts w:ascii="Arial" w:cs="Arial" w:eastAsia="Arial" w:hAnsi="Arial"/>
+                      <w:color w:val="1E293B"/>
+                      <w:sz w:val="21"/>
+                      <w:szCs w:val="21"/>
+                    </w:rPr>
+                    <w:t xml:space="preserve"> </w:t>
+                  </w:r>
+                </w:p>
+                <w:p>
+                  <w:pPr>
+                    <w:spacing w:after="0" w:before="0" w:line="420"/>
+                  </w:pPr>
+                  <w:r>
+                    <w:rPr>
+                      <w:rFonts w:ascii="Arial" w:cs="Arial" w:eastAsia="Arial" w:hAnsi="Arial"/>
+                      <w:color w:val="1E293B"/>
+                      <w:sz w:val="21"/>
+                      <w:szCs w:val="21"/>
+                    </w:rPr>
+                    <w:t xml:space="preserve"> </w:t>
+                  </w:r>
+                </w:p>
+                <w:p>
+                  <w:pPr>
+                    <w:spacing w:after="0" w:before="0" w:line="420"/>
+                  </w:pPr>
+                  <w:r>
+                    <w:rPr>
+                      <w:rFonts w:ascii="Arial" w:cs="Arial" w:eastAsia="Arial" w:hAnsi="Arial"/>
+                      <w:color w:val="1E293B"/>
+                      <w:sz w:val="21"/>
+                      <w:szCs w:val="21"/>
+                    </w:rPr>
+                    <w:t xml:space="preserve"> </w:t>
+                  </w:r>
+                </w:p>
+                <w:p>
+                  <w:pPr>
+                    <w:spacing w:after="0" w:before="0" w:line="420"/>
+                  </w:pPr>
+                  <w:r>
+                    <w:rPr>
+                      <w:rFonts w:ascii="Arial" w:cs="Arial" w:eastAsia="Arial" w:hAnsi="Arial"/>
+                      <w:color w:val="1E293B"/>
+                      <w:sz w:val="21"/>
+                      <w:szCs w:val="21"/>
+                    </w:rPr>
+                    <w:t xml:space="preserve"> </w:t>
+                  </w:r>
+                </w:p>
+              </w:tc>
+            </w:tr>
+          </w:tbl>
+          <w:p>
+            <w:pPr>
+              <w:spacing w:after="60" w:before="0" w:line="276"/>
             </w:pPr>
             <w:r>
               <w:rPr>
@@ -621,58 +874,7 @@
                 <w:sz w:val="21"/>
                 <w:szCs w:val="21"/>
               </w:rPr>
-              <w:t xml:space="preserve"> </w:t>
-            </w:r>
-          </w:p>
-          <w:p>
-            <w:pPr>
-              <w:pBdr>
-                <w:bottom w:val="dashed" w:color="9FB3C8" w:sz="6" w:space="1"/>
-              </w:pBdr>
-              <w:spacing w:after="0" w:before="0" w:line="420"/>
-            </w:pPr>
-            <w:r>
-              <w:rPr>
-                <w:rFonts w:ascii="Arial" w:cs="Arial" w:eastAsia="Arial" w:hAnsi="Arial"/>
-                <w:color w:val="1E293B"/>
-                <w:sz w:val="21"/>
-                <w:szCs w:val="21"/>
-              </w:rPr>
-              <w:t xml:space="preserve"> </w:t>
-            </w:r>
-          </w:p>
-          <w:p>
-            <w:pPr>
-              <w:pBdr>
-                <w:bottom w:val="dashed" w:color="9FB3C8" w:sz="6" w:space="1"/>
-              </w:pBdr>
-              <w:spacing w:after="0" w:before="0" w:line="420"/>
-            </w:pPr>
-            <w:r>
-              <w:rPr>
-                <w:rFonts w:ascii="Arial" w:cs="Arial" w:eastAsia="Arial" w:hAnsi="Arial"/>
-                <w:color w:val="1E293B"/>
-                <w:sz w:val="21"/>
-                <w:szCs w:val="21"/>
-              </w:rPr>
-              <w:t xml:space="preserve"> </w:t>
-            </w:r>
-          </w:p>
-          <w:p>
-            <w:pPr>
-              <w:pBdr>
-                <w:bottom w:val="dashed" w:color="9FB3C8" w:sz="6" w:space="1"/>
-              </w:pBdr>
-              <w:spacing w:after="0" w:before="0" w:line="420"/>
-            </w:pPr>
-            <w:r>
-              <w:rPr>
-                <w:rFonts w:ascii="Arial" w:cs="Arial" w:eastAsia="Arial" w:hAnsi="Arial"/>
-                <w:color w:val="1E293B"/>
-                <w:sz w:val="21"/>
-                <w:szCs w:val="21"/>
-              </w:rPr>
-              <w:t xml:space="preserve"> </w:t>
+              <w:t xml:space="preserve"/>
             </w:r>
           </w:p>
         </w:tc>
@@ -741,7 +943,7 @@
                 <w:sz w:val="20"/>
                 <w:szCs w:val="20"/>
               </w:rPr>
-              <w:t xml:space="preserve">PASO 3  </w:t>
+              <w:t xml:space="preserve">PASO 3 </w:t>
             </w:r>
             <w:r>
               <w:rPr>
@@ -752,7 +954,7 @@
                 <w:sz w:val="26"/>
                 <w:szCs w:val="26"/>
               </w:rPr>
-              <w:t xml:space="preserve">🏁 Conclusión</w:t>
+              <w:t xml:space="preserve"> Conclusión</w:t>
             </w:r>
           </w:p>
           <w:p>
@@ -788,12 +990,101 @@
               <w:right w:type="dxa" w:w="160"/>
             </w:tcMar>
           </w:tcPr>
-          <w:p>
-            <w:pPr>
-              <w:pBdr>
-                <w:bottom w:val="dashed" w:color="9FB3C8" w:sz="6" w:space="1"/>
-              </w:pBdr>
-              <w:spacing w:after="0" w:before="0" w:line="420"/>
+          <w:tbl>
+            <w:tblPr>
+              <w:tblW w:type="dxa" w:w="9318"/>
+              <w:tblBorders>
+                <w:top w:val="single" w:color="auto" w:sz="4"/>
+                <w:left w:val="single" w:color="auto" w:sz="4"/>
+                <w:bottom w:val="single" w:color="auto" w:sz="4"/>
+                <w:right w:val="single" w:color="auto" w:sz="4"/>
+                <w:insideH w:val="single" w:color="auto" w:sz="4"/>
+                <w:insideV w:val="single" w:color="auto" w:sz="4"/>
+              </w:tblBorders>
+            </w:tblPr>
+            <w:tblGrid>
+              <w:gridCol w:w="9318"/>
+            </w:tblGrid>
+            <w:tr>
+              <w:tc>
+                <w:tcPr>
+                  <w:tcW w:type="dxa" w:w="9318"/>
+                  <w:tcBorders>
+                    <w:top w:val="single" w:color="93C5FD" w:sz="8"/>
+                    <w:left w:val="single" w:color="93C5FD" w:sz="8"/>
+                    <w:bottom w:val="single" w:color="93C5FD" w:sz="8"/>
+                    <w:right w:val="single" w:color="93C5FD" w:sz="8"/>
+                  </w:tcBorders>
+                  <w:shd w:fill="F8FBFF" w:color="auto" w:val="clear"/>
+                  <w:tcMar>
+                    <w:top w:type="dxa" w:w="80"/>
+                    <w:left w:type="dxa" w:w="140"/>
+                    <w:bottom w:type="dxa" w:w="80"/>
+                    <w:right w:type="dxa" w:w="140"/>
+                  </w:tcMar>
+                </w:tcPr>
+                <w:p>
+                  <w:pPr>
+                    <w:spacing w:after="0" w:before="0" w:line="420"/>
+                  </w:pPr>
+                  <w:r>
+                    <w:rPr>
+                      <w:rFonts w:ascii="Arial" w:cs="Arial" w:eastAsia="Arial" w:hAnsi="Arial"/>
+                      <w:color w:val="1E293B"/>
+                      <w:sz w:val="21"/>
+                      <w:szCs w:val="21"/>
+                    </w:rPr>
+                    <w:t xml:space="preserve"> </w:t>
+                  </w:r>
+                </w:p>
+                <w:p>
+                  <w:pPr>
+                    <w:spacing w:after="0" w:before="0" w:line="420"/>
+                  </w:pPr>
+                  <w:r>
+                    <w:rPr>
+                      <w:rFonts w:ascii="Arial" w:cs="Arial" w:eastAsia="Arial" w:hAnsi="Arial"/>
+                      <w:color w:val="1E293B"/>
+                      <w:sz w:val="21"/>
+                      <w:szCs w:val="21"/>
+                    </w:rPr>
+                    <w:t xml:space="preserve"> </w:t>
+                  </w:r>
+                </w:p>
+                <w:p>
+                  <w:pPr>
+                    <w:spacing w:after="0" w:before="0" w:line="420"/>
+                  </w:pPr>
+                  <w:r>
+                    <w:rPr>
+                      <w:rFonts w:ascii="Arial" w:cs="Arial" w:eastAsia="Arial" w:hAnsi="Arial"/>
+                      <w:color w:val="1E293B"/>
+                      <w:sz w:val="21"/>
+                      <w:szCs w:val="21"/>
+                    </w:rPr>
+                    <w:t xml:space="preserve"> </w:t>
+                  </w:r>
+                </w:p>
+                <w:p>
+                  <w:pPr>
+                    <w:spacing w:after="0" w:before="0" w:line="420"/>
+                  </w:pPr>
+                  <w:r>
+                    <w:rPr>
+                      <w:rFonts w:ascii="Arial" w:cs="Arial" w:eastAsia="Arial" w:hAnsi="Arial"/>
+                      <w:color w:val="1E293B"/>
+                      <w:sz w:val="21"/>
+                      <w:szCs w:val="21"/>
+                    </w:rPr>
+                    <w:t xml:space="preserve"> </w:t>
+                  </w:r>
+                </w:p>
+              </w:tc>
+            </w:tr>
+          </w:tbl>
+          <w:p>
+            <w:pPr>
+              <w:spacing w:after="60" w:before="0" w:line="276"/>
             </w:pPr>
             <w:r>
               <w:rPr>
@@ -802,58 +1093,7 @@
                 <w:sz w:val="21"/>
                 <w:szCs w:val="21"/>
               </w:rPr>
-              <w:t xml:space="preserve"> </w:t>
-            </w:r>
-          </w:p>
-          <w:p>
-            <w:pPr>
-              <w:pBdr>
-                <w:bottom w:val="dashed" w:color="9FB3C8" w:sz="6" w:space="1"/>
-              </w:pBdr>
-              <w:spacing w:after="0" w:before="0" w:line="420"/>
-            </w:pPr>
-            <w:r>
-              <w:rPr>
-                <w:rFonts w:ascii="Arial" w:cs="Arial" w:eastAsia="Arial" w:hAnsi="Arial"/>
-                <w:color w:val="1E293B"/>
-                <w:sz w:val="21"/>
-                <w:szCs w:val="21"/>
-              </w:rPr>
-              <w:t xml:space="preserve"> </w:t>
-            </w:r>
-          </w:p>
-          <w:p>
-            <w:pPr>
-              <w:pBdr>
-                <w:bottom w:val="dashed" w:color="9FB3C8" w:sz="6" w:space="1"/>
-              </w:pBdr>
-              <w:spacing w:after="0" w:before="0" w:line="420"/>
-            </w:pPr>
-            <w:r>
-              <w:rPr>
-                <w:rFonts w:ascii="Arial" w:cs="Arial" w:eastAsia="Arial" w:hAnsi="Arial"/>
-                <w:color w:val="1E293B"/>
-                <w:sz w:val="21"/>
-                <w:szCs w:val="21"/>
-              </w:rPr>
-              <w:t xml:space="preserve"> </w:t>
-            </w:r>
-          </w:p>
-          <w:p>
-            <w:pPr>
-              <w:pBdr>
-                <w:bottom w:val="dashed" w:color="9FB3C8" w:sz="6" w:space="1"/>
-              </w:pBdr>
-              <w:spacing w:after="0" w:before="0" w:line="420"/>
-            </w:pPr>
-            <w:r>
-              <w:rPr>
-                <w:rFonts w:ascii="Arial" w:cs="Arial" w:eastAsia="Arial" w:hAnsi="Arial"/>
-                <w:color w:val="1E293B"/>
-                <w:sz w:val="21"/>
-                <w:szCs w:val="21"/>
-              </w:rPr>
-              <w:t xml:space="preserve"> </w:t>
+              <w:t xml:space="preserve"/>
             </w:r>
           </w:p>
         </w:tc>
@@ -922,7 +1162,7 @@
                 <w:sz w:val="20"/>
                 <w:szCs w:val="20"/>
               </w:rPr>
-              <w:t xml:space="preserve">PASO 4  </w:t>
+              <w:t xml:space="preserve">PASO 4 </w:t>
             </w:r>
             <w:r>
               <w:rPr>
@@ -933,7 +1173,7 @@
                 <w:sz w:val="26"/>
                 <w:szCs w:val="26"/>
               </w:rPr>
-              <w:t xml:space="preserve">📚 Mis fuentes (Referencias APA)</w:t>
+              <w:t xml:space="preserve"> Mis fuentes (Referencias APA)</w:t>
             </w:r>
           </w:p>
           <w:p>
@@ -971,32 +1211,32 @@
           </w:tcPr>
           <w:p>
             <w:pPr>
-              <w:spacing w:after="80" w:before="40" w:line="276"/>
+              <w:spacing w:after="60" w:before="40" w:line="276"/>
             </w:pPr>
             <w:r>
               <w:rPr>
                 <w:rFonts w:ascii="Arial" w:cs="Arial" w:eastAsia="Arial" w:hAnsi="Arial"/>
                 <w:i/>
                 <w:iCs/>
-                <w:color w:val="64748B"/>
-                <w:sz w:val="17"/>
-                <w:szCs w:val="17"/>
+                <w:color w:val="8A6100"/>
+                <w:sz w:val="18"/>
+                <w:szCs w:val="18"/>
               </w:rPr>
               <w:t xml:space="preserve">Orden: Autor o institución. (Año). Título. Página web o libro.</w:t>
             </w:r>
           </w:p>
           <w:p>
             <w:pPr>
-              <w:spacing w:after="80" w:before="40" w:line="276"/>
+              <w:spacing w:after="60" w:before="40" w:line="276"/>
             </w:pPr>
             <w:r>
               <w:rPr>
                 <w:rFonts w:ascii="Arial" w:cs="Arial" w:eastAsia="Arial" w:hAnsi="Arial"/>
                 <w:i/>
                 <w:iCs/>
-                <w:color w:val="64748B"/>
-                <w:sz w:val="17"/>
-                <w:szCs w:val="17"/>
+                <w:color w:val="8A6100"/>
+                <w:sz w:val="18"/>
+                <w:szCs w:val="18"/>
               </w:rPr>
               <w:t xml:space="preserve">Ejemplo: Ministerio de Salud. (2025). Dengue: síntomas y prevención. gob.pe</w:t>
             </w:r>
@@ -1017,12 +1257,59 @@
               <w:t xml:space="preserve">Fuente 1</w:t>
             </w:r>
           </w:p>
-          <w:p>
-            <w:pPr>
-              <w:pBdr>
-                <w:bottom w:val="dashed" w:color="9FB3C8" w:sz="6" w:space="1"/>
-              </w:pBdr>
-              <w:spacing w:after="0" w:before="0" w:line="420"/>
+          <w:tbl>
+            <w:tblPr>
+              <w:tblW w:type="dxa" w:w="9318"/>
+              <w:tblBorders>
+                <w:top w:val="single" w:color="auto" w:sz="4"/>
+                <w:left w:val="single" w:color="auto" w:sz="4"/>
+                <w:bottom w:val="single" w:color="auto" w:sz="4"/>
+                <w:right w:val="single" w:color="auto" w:sz="4"/>
+                <w:insideH w:val="single" w:color="auto" w:sz="4"/>
+                <w:insideV w:val="single" w:color="auto" w:sz="4"/>
+              </w:tblBorders>
+            </w:tblPr>
+            <w:tblGrid>
+              <w:gridCol w:w="9318"/>
+            </w:tblGrid>
+            <w:tr>
+              <w:tc>
+                <w:tcPr>
+                  <w:tcW w:type="dxa" w:w="9318"/>
+                  <w:tcBorders>
+                    <w:top w:val="single" w:color="93C5FD" w:sz="8"/>
+                    <w:left w:val="single" w:color="93C5FD" w:sz="8"/>
+                    <w:bottom w:val="single" w:color="93C5FD" w:sz="8"/>
+                    <w:right w:val="single" w:color="93C5FD" w:sz="8"/>
+                  </w:tcBorders>
+                  <w:shd w:fill="F8FBFF" w:color="auto" w:val="clear"/>
+                  <w:tcMar>
+                    <w:top w:type="dxa" w:w="80"/>
+                    <w:left w:type="dxa" w:w="140"/>
+                    <w:bottom w:type="dxa" w:w="80"/>
+                    <w:right w:type="dxa" w:w="140"/>
+                  </w:tcMar>
+                </w:tcPr>
+                <w:p>
+                  <w:pPr>
+                    <w:spacing w:after="0" w:before="0" w:line="420"/>
+                  </w:pPr>
+                  <w:r>
+                    <w:rPr>
+                      <w:rFonts w:ascii="Arial" w:cs="Arial" w:eastAsia="Arial" w:hAnsi="Arial"/>
+                      <w:color w:val="1E293B"/>
+                      <w:sz w:val="21"/>
+                      <w:szCs w:val="21"/>
+                    </w:rPr>
+                    <w:t xml:space="preserve"> </w:t>
+                  </w:r>
+                </w:p>
+              </w:tc>
+            </w:tr>
+          </w:tbl>
+          <w:p>
+            <w:pPr>
+              <w:spacing w:after="60" w:before="0" w:line="276"/>
             </w:pPr>
             <w:r>
               <w:rPr>
@@ -1031,7 +1318,7 @@
                 <w:sz w:val="21"/>
                 <w:szCs w:val="21"/>
               </w:rPr>
-              <w:t xml:space="preserve"> </w:t>
+              <w:t xml:space="preserve"/>
             </w:r>
           </w:p>
           <w:p>
@@ -1050,12 +1337,59 @@
               <w:t xml:space="preserve">Fuente 2</w:t>
             </w:r>
           </w:p>
-          <w:p>
-            <w:pPr>
-              <w:pBdr>
-                <w:bottom w:val="dashed" w:color="9FB3C8" w:sz="6" w:space="1"/>
-              </w:pBdr>
-              <w:spacing w:after="0" w:before="0" w:line="420"/>
+          <w:tbl>
+            <w:tblPr>
+              <w:tblW w:type="dxa" w:w="9318"/>
+              <w:tblBorders>
+                <w:top w:val="single" w:color="auto" w:sz="4"/>
+                <w:left w:val="single" w:color="auto" w:sz="4"/>
+                <w:bottom w:val="single" w:color="auto" w:sz="4"/>
+                <w:right w:val="single" w:color="auto" w:sz="4"/>
+                <w:insideH w:val="single" w:color="auto" w:sz="4"/>
+                <w:insideV w:val="single" w:color="auto" w:sz="4"/>
+              </w:tblBorders>
+            </w:tblPr>
+            <w:tblGrid>
+              <w:gridCol w:w="9318"/>
+            </w:tblGrid>
+            <w:tr>
+              <w:tc>
+                <w:tcPr>
+                  <w:tcW w:type="dxa" w:w="9318"/>
+                  <w:tcBorders>
+                    <w:top w:val="single" w:color="93C5FD" w:sz="8"/>
+                    <w:left w:val="single" w:color="93C5FD" w:sz="8"/>
+                    <w:bottom w:val="single" w:color="93C5FD" w:sz="8"/>
+                    <w:right w:val="single" w:color="93C5FD" w:sz="8"/>
+                  </w:tcBorders>
+                  <w:shd w:fill="F8FBFF" w:color="auto" w:val="clear"/>
+                  <w:tcMar>
+                    <w:top w:type="dxa" w:w="80"/>
+                    <w:left w:type="dxa" w:w="140"/>
+                    <w:bottom w:type="dxa" w:w="80"/>
+                    <w:right w:type="dxa" w:w="140"/>
+                  </w:tcMar>
+                </w:tcPr>
+                <w:p>
+                  <w:pPr>
+                    <w:spacing w:after="0" w:before="0" w:line="420"/>
+                  </w:pPr>
+                  <w:r>
+                    <w:rPr>
+                      <w:rFonts w:ascii="Arial" w:cs="Arial" w:eastAsia="Arial" w:hAnsi="Arial"/>
+                      <w:color w:val="1E293B"/>
+                      <w:sz w:val="21"/>
+                      <w:szCs w:val="21"/>
+                    </w:rPr>
+                    <w:t xml:space="preserve"> </w:t>
+                  </w:r>
+                </w:p>
+              </w:tc>
+            </w:tr>
+          </w:tbl>
+          <w:p>
+            <w:pPr>
+              <w:spacing w:after="60" w:before="0" w:line="276"/>
             </w:pPr>
             <w:r>
               <w:rPr>
@@ -1064,7 +1398,7 @@
                 <w:sz w:val="21"/>
                 <w:szCs w:val="21"/>
               </w:rPr>
-              <w:t xml:space="preserve"> </w:t>
+              <w:t xml:space="preserve"/>
             </w:r>
           </w:p>
           <w:p>
@@ -1083,12 +1417,59 @@
               <w:t xml:space="preserve">Fuente 3</w:t>
             </w:r>
           </w:p>
-          <w:p>
-            <w:pPr>
-              <w:pBdr>
-                <w:bottom w:val="dashed" w:color="9FB3C8" w:sz="6" w:space="1"/>
-              </w:pBdr>
-              <w:spacing w:after="0" w:before="0" w:line="420"/>
+          <w:tbl>
+            <w:tblPr>
+              <w:tblW w:type="dxa" w:w="9318"/>
+              <w:tblBorders>
+                <w:top w:val="single" w:color="auto" w:sz="4"/>
+                <w:left w:val="single" w:color="auto" w:sz="4"/>
+                <w:bottom w:val="single" w:color="auto" w:sz="4"/>
+                <w:right w:val="single" w:color="auto" w:sz="4"/>
+                <w:insideH w:val="single" w:color="auto" w:sz="4"/>
+                <w:insideV w:val="single" w:color="auto" w:sz="4"/>
+              </w:tblBorders>
+            </w:tblPr>
+            <w:tblGrid>
+              <w:gridCol w:w="9318"/>
+            </w:tblGrid>
+            <w:tr>
+              <w:tc>
+                <w:tcPr>
+                  <w:tcW w:type="dxa" w:w="9318"/>
+                  <w:tcBorders>
+                    <w:top w:val="single" w:color="93C5FD" w:sz="8"/>
+                    <w:left w:val="single" w:color="93C5FD" w:sz="8"/>
+                    <w:bottom w:val="single" w:color="93C5FD" w:sz="8"/>
+                    <w:right w:val="single" w:color="93C5FD" w:sz="8"/>
+                  </w:tcBorders>
+                  <w:shd w:fill="F8FBFF" w:color="auto" w:val="clear"/>
+                  <w:tcMar>
+                    <w:top w:type="dxa" w:w="80"/>
+                    <w:left w:type="dxa" w:w="140"/>
+                    <w:bottom w:type="dxa" w:w="80"/>
+                    <w:right w:type="dxa" w:w="140"/>
+                  </w:tcMar>
+                </w:tcPr>
+                <w:p>
+                  <w:pPr>
+                    <w:spacing w:after="0" w:before="0" w:line="420"/>
+                  </w:pPr>
+                  <w:r>
+                    <w:rPr>
+                      <w:rFonts w:ascii="Arial" w:cs="Arial" w:eastAsia="Arial" w:hAnsi="Arial"/>
+                      <w:color w:val="1E293B"/>
+                      <w:sz w:val="21"/>
+                      <w:szCs w:val="21"/>
+                    </w:rPr>
+                    <w:t xml:space="preserve"> </w:t>
+                  </w:r>
+                </w:p>
+              </w:tc>
+            </w:tr>
+          </w:tbl>
+          <w:p>
+            <w:pPr>
+              <w:spacing w:after="60" w:before="0" w:line="276"/>
             </w:pPr>
             <w:r>
               <w:rPr>
@@ -1097,7 +1478,201 @@
                 <w:sz w:val="21"/>
                 <w:szCs w:val="21"/>
               </w:rPr>
-              <w:t xml:space="preserve"> </w:t>
+              <w:t xml:space="preserve"/>
+            </w:r>
+          </w:p>
+        </w:tc>
+      </w:tr>
+    </w:tbl>
+    <w:p>
+      <w:pPr>
+        <w:spacing w:after="120" w:before="0" w:line="276"/>
+      </w:pPr>
+      <w:r>
+        <w:rPr>
+          <w:rFonts w:ascii="Arial" w:cs="Arial" w:eastAsia="Arial" w:hAnsi="Arial"/>
+          <w:color w:val="1E293B"/>
+          <w:sz w:val="21"/>
+          <w:szCs w:val="21"/>
+        </w:rPr>
+        <w:t xml:space="preserve"/>
+      </w:r>
+    </w:p>
+    <w:tbl>
+      <w:tblPr>
+        <w:tblW w:type="dxa" w:w="9638"/>
+        <w:tblBorders>
+          <w:top w:val="single" w:color="auto" w:sz="4"/>
+          <w:left w:val="single" w:color="auto" w:sz="4"/>
+          <w:bottom w:val="single" w:color="auto" w:sz="4"/>
+          <w:right w:val="single" w:color="auto" w:sz="4"/>
+          <w:insideH w:val="single" w:color="auto" w:sz="4"/>
+          <w:insideV w:val="single" w:color="auto" w:sz="4"/>
+        </w:tblBorders>
+      </w:tblPr>
+      <w:tblGrid>
+        <w:gridCol w:w="9638"/>
+      </w:tblGrid>
+      <w:tr>
+        <w:trPr>
+          <w:cantSplit/>
+        </w:trPr>
+        <w:tc>
+          <w:tcPr>
+            <w:tcW w:type="dxa" w:w="9638"/>
+            <w:tcBorders>
+              <w:top w:val="single" w:color="BE185D" w:sz="10"/>
+              <w:left w:val="single" w:color="BE185D" w:sz="10"/>
+              <w:bottom w:val="none" w:color="FFFFFF" w:sz="0"/>
+              <w:right w:val="single" w:color="BE185D" w:sz="10"/>
+            </w:tcBorders>
+            <w:shd w:fill="FCE7F3" w:color="auto" w:val="clear"/>
+            <w:tcMar>
+              <w:top w:type="dxa" w:w="110"/>
+              <w:left w:type="dxa" w:w="160"/>
+              <w:bottom w:type="dxa" w:w="110"/>
+              <w:right w:type="dxa" w:w="160"/>
+            </w:tcMar>
+          </w:tcPr>
+          <w:p>
+            <w:pPr>
+              <w:spacing w:after="20" w:before="0" w:line="276"/>
+            </w:pPr>
+            <w:r>
+              <w:rPr>
+                <w:rFonts w:ascii="Arial" w:cs="Arial" w:eastAsia="Arial" w:hAnsi="Arial"/>
+                <w:b/>
+                <w:bCs/>
+                <w:color w:val="BE185D"/>
+                <w:sz w:val="20"/>
+                <w:szCs w:val="20"/>
+              </w:rPr>
+              <w:t xml:space="preserve">PASO 5 </w:t>
+            </w:r>
+            <w:r>
+              <w:rPr>
+                <w:rFonts w:ascii="Arial" w:cs="Arial" w:eastAsia="Arial" w:hAnsi="Arial"/>
+                <w:b/>
+                <w:bCs/>
+                <w:color w:val="0B2E4F"/>
+                <w:sz w:val="26"/>
+                <w:szCs w:val="26"/>
+              </w:rPr>
+              <w:t xml:space="preserve"> Revisa y publica</w:t>
+            </w:r>
+          </w:p>
+          <w:p>
+            <w:pPr>
+              <w:spacing w:after="0" w:before="0" w:line="276"/>
+            </w:pPr>
+            <w:r>
+              <w:rPr>
+                <w:rFonts w:ascii="Arial" w:cs="Arial" w:eastAsia="Arial" w:hAnsi="Arial"/>
+                <w:color w:val="4B6075"/>
+                <w:sz w:val="18"/>
+                <w:szCs w:val="18"/>
+              </w:rPr>
+              <w:t xml:space="preserve">Marca cada casilla antes de publicar.</w:t>
+            </w:r>
+          </w:p>
+        </w:tc>
+      </w:tr>
+      <w:tr>
+        <w:tc>
+          <w:tcPr>
+            <w:tcW w:type="dxa" w:w="9638"/>
+            <w:tcBorders>
+              <w:top w:val="none" w:color="FFFFFF" w:sz="0"/>
+              <w:left w:val="single" w:color="BE185D" w:sz="10"/>
+              <w:bottom w:val="single" w:color="BE185D" w:sz="10"/>
+              <w:right w:val="single" w:color="BE185D" w:sz="10"/>
+            </w:tcBorders>
+            <w:tcMar>
+              <w:top w:type="dxa" w:w="110"/>
+              <w:left w:type="dxa" w:w="160"/>
+              <w:bottom w:type="dxa" w:w="110"/>
+              <w:right w:type="dxa" w:w="160"/>
+            </w:tcMar>
+          </w:tcPr>
+          <w:p>
+            <w:pPr>
+              <w:spacing w:after="30" w:before="0" w:line="276"/>
+            </w:pPr>
+            <w:r>
+              <w:rPr>
+                <w:rFonts w:ascii="Arial" w:cs="Arial" w:eastAsia="Arial" w:hAnsi="Arial"/>
+                <w:color w:val="1E293B"/>
+                <w:sz w:val="21"/>
+                <w:szCs w:val="21"/>
+              </w:rPr>
+              <w:t xml:space="preserve">☐ Tiene introducción, 3 párrafos y conclusión.</w:t>
+            </w:r>
+          </w:p>
+          <w:p>
+            <w:pPr>
+              <w:spacing w:after="30" w:before="0" w:line="276"/>
+            </w:pPr>
+            <w:r>
+              <w:rPr>
+                <w:rFonts w:ascii="Arial" w:cs="Arial" w:eastAsia="Arial" w:hAnsi="Arial"/>
+                <w:color w:val="1E293B"/>
+                <w:sz w:val="21"/>
+                <w:szCs w:val="21"/>
+              </w:rPr>
+              <w:t xml:space="preserve">☐ Usé mínimo 3 citas con mis palabras.</w:t>
+            </w:r>
+          </w:p>
+          <w:p>
+            <w:pPr>
+              <w:spacing w:after="30" w:before="0" w:line="276"/>
+            </w:pPr>
+            <w:r>
+              <w:rPr>
+                <w:rFonts w:ascii="Arial" w:cs="Arial" w:eastAsia="Arial" w:hAnsi="Arial"/>
+                <w:color w:val="1E293B"/>
+                <w:sz w:val="21"/>
+                <w:szCs w:val="21"/>
+              </w:rPr>
+              <w:t xml:space="preserve">☐ Escribí las fuentes de mis citas.</w:t>
+            </w:r>
+          </w:p>
+          <w:p>
+            <w:pPr>
+              <w:spacing w:after="30" w:before="0" w:line="276"/>
+            </w:pPr>
+            <w:r>
+              <w:rPr>
+                <w:rFonts w:ascii="Arial" w:cs="Arial" w:eastAsia="Arial" w:hAnsi="Arial"/>
+                <w:color w:val="1E293B"/>
+                <w:sz w:val="21"/>
+                <w:szCs w:val="21"/>
+              </w:rPr>
+              <w:t xml:space="preserve">☐ Revisé la ortografía y lo leí en voz alta.</w:t>
+            </w:r>
+          </w:p>
+          <w:p>
+            <w:pPr>
+              <w:spacing w:after="0" w:before="80" w:line="276"/>
+            </w:pPr>
+            <w:r>
+              <w:rPr>
+                <w:rFonts w:ascii="Arial" w:cs="Arial" w:eastAsia="Arial" w:hAnsi="Arial"/>
+                <w:b/>
+                <w:bCs/>
+                <w:color w:val="15803D"/>
+                <w:sz w:val="21"/>
+                <w:szCs w:val="21"/>
+              </w:rPr>
+              <w:t xml:space="preserve">¿Cómo lo publico? </w:t>
+            </w:r>
+            <w:r>
+              <w:rPr>
+                <w:rFonts w:ascii="Arial" w:cs="Arial" w:eastAsia="Arial" w:hAnsi="Arial"/>
+                <w:color w:val="1E293B"/>
+                <w:sz w:val="21"/>
+                <w:szCs w:val="21"/>
+              </w:rPr>
+              <w:t xml:space="preserve">Guarda este Word. En la Revista entra a Publicar propuesta: escribe el título, elige el tipo, pon de 3 a 5 palabras clave, sube esta guía y, si quieres, hasta 3 fotos (irán como Anexos).</w:t>
             </w:r>
           </w:p>
         </w:tc>

--- a/docs/guias/ens.docx
+++ b/docs/guias/ens.docx
@@ -1173,7 +1173,7 @@
                 <w:sz w:val="26"/>
                 <w:szCs w:val="26"/>
               </w:rPr>
-              <w:t xml:space="preserve"> Mis fuentes (Referencias APA)</w:t>
+              <w:t xml:space="preserve"> Mis fuentes</w:t>
             </w:r>
           </w:p>
           <w:p>
@@ -1187,7 +1187,7 @@
                 <w:sz w:val="18"/>
                 <w:szCs w:val="18"/>
               </w:rPr>
-              <w:t xml:space="preserve">Escribe de dónde sacaste cada cita.</w:t>
+              <w:t xml:space="preserve">¿De dónde sacaste la información? Completa un recuadro por cada cita.</w:t>
             </w:r>
           </w:p>
         </w:tc>
@@ -1222,23 +1222,7 @@
                 <w:sz w:val="18"/>
                 <w:szCs w:val="18"/>
               </w:rPr>
-              <w:t xml:space="preserve">Orden: Autor o institución. (Año). Título. Página web o libro.</w:t>
-            </w:r>
-          </w:p>
-          <w:p>
-            <w:pPr>
-              <w:spacing w:after="60" w:before="40" w:line="276"/>
-            </w:pPr>
-            <w:r>
-              <w:rPr>
-                <w:rFonts w:ascii="Arial" w:cs="Arial" w:eastAsia="Arial" w:hAnsi="Arial"/>
-                <w:i/>
-                <w:iCs/>
-                <w:color w:val="8A6100"/>
-                <w:sz w:val="18"/>
-                <w:szCs w:val="18"/>
-              </w:rPr>
-              <w:t xml:space="preserve">Ejemplo: Ministerio de Salud. (2025). Dengue: síntomas y prevención. gob.pe</w:t>
+              <w:t xml:space="preserve">Ejemplo: Autor o página: Ministerio de Salud · Año: 2025 · Tema: El dengue · Link: https://www.gob.pe/minsa</w:t>
             </w:r>
           </w:p>
           <w:p>
@@ -1270,29 +1254,64 @@
               </w:tblBorders>
             </w:tblPr>
             <w:tblGrid>
-              <w:gridCol w:w="9318"/>
+              <w:gridCol w:w="2400"/>
+              <w:gridCol w:w="6918"/>
             </w:tblGrid>
             <w:tr>
               <w:tc>
                 <w:tcPr>
-                  <w:tcW w:type="dxa" w:w="9318"/>
+                  <w:tcW w:type="dxa" w:w="2400"/>
                   <w:tcBorders>
-                    <w:top w:val="single" w:color="93C5FD" w:sz="8"/>
-                    <w:left w:val="single" w:color="93C5FD" w:sz="8"/>
-                    <w:bottom w:val="single" w:color="93C5FD" w:sz="8"/>
-                    <w:right w:val="single" w:color="93C5FD" w:sz="8"/>
+                    <w:top w:val="single" w:color="93C5FD" w:sz="6"/>
+                    <w:left w:val="single" w:color="93C5FD" w:sz="6"/>
+                    <w:bottom w:val="single" w:color="93C5FD" w:sz="6"/>
+                    <w:right w:val="single" w:color="93C5FD" w:sz="6"/>
+                  </w:tcBorders>
+                  <w:shd w:fill="E7F2FA" w:color="auto" w:val="clear"/>
+                  <w:tcMar>
+                    <w:top w:type="dxa" w:w="110"/>
+                    <w:left w:type="dxa" w:w="160"/>
+                    <w:bottom w:type="dxa" w:w="110"/>
+                    <w:right w:type="dxa" w:w="160"/>
+                  </w:tcMar>
+                </w:tcPr>
+                <w:p>
+                  <w:pPr>
+                    <w:spacing w:after="0" w:before="0" w:line="276"/>
+                  </w:pPr>
+                  <w:r>
+                    <w:rPr>
+                      <w:rFonts w:ascii="Arial" w:cs="Arial" w:eastAsia="Arial" w:hAnsi="Arial"/>
+                      <w:b/>
+                      <w:bCs/>
+                      <w:color w:val="0B2E4F"/>
+                      <w:sz w:val="18"/>
+                      <w:szCs w:val="18"/>
+                    </w:rPr>
+                    <w:t xml:space="preserve">Autor o página</w:t>
+                  </w:r>
+                </w:p>
+              </w:tc>
+              <w:tc>
+                <w:tcPr>
+                  <w:tcW w:type="dxa" w:w="6918"/>
+                  <w:tcBorders>
+                    <w:top w:val="single" w:color="93C5FD" w:sz="6"/>
+                    <w:left w:val="single" w:color="93C5FD" w:sz="6"/>
+                    <w:bottom w:val="single" w:color="93C5FD" w:sz="6"/>
+                    <w:right w:val="single" w:color="93C5FD" w:sz="6"/>
                   </w:tcBorders>
                   <w:shd w:fill="F8FBFF" w:color="auto" w:val="clear"/>
                   <w:tcMar>
-                    <w:top w:type="dxa" w:w="80"/>
-                    <w:left w:type="dxa" w:w="140"/>
-                    <w:bottom w:type="dxa" w:w="80"/>
-                    <w:right w:type="dxa" w:w="140"/>
+                    <w:top w:type="dxa" w:w="110"/>
+                    <w:left w:type="dxa" w:w="160"/>
+                    <w:bottom w:type="dxa" w:w="110"/>
+                    <w:right w:type="dxa" w:w="160"/>
                   </w:tcMar>
                 </w:tcPr>
                 <w:p>
                   <w:pPr>
-                    <w:spacing w:after="0" w:before="0" w:line="420"/>
+                    <w:spacing w:after="0" w:before="0" w:line="300"/>
                   </w:pPr>
                   <w:r>
                     <w:rPr>
@@ -1306,10 +1325,214 @@
                 </w:p>
               </w:tc>
             </w:tr>
+            <w:tr>
+              <w:tc>
+                <w:tcPr>
+                  <w:tcW w:type="dxa" w:w="2400"/>
+                  <w:tcBorders>
+                    <w:top w:val="single" w:color="93C5FD" w:sz="6"/>
+                    <w:left w:val="single" w:color="93C5FD" w:sz="6"/>
+                    <w:bottom w:val="single" w:color="93C5FD" w:sz="6"/>
+                    <w:right w:val="single" w:color="93C5FD" w:sz="6"/>
+                  </w:tcBorders>
+                  <w:shd w:fill="E7F2FA" w:color="auto" w:val="clear"/>
+                  <w:tcMar>
+                    <w:top w:type="dxa" w:w="110"/>
+                    <w:left w:type="dxa" w:w="160"/>
+                    <w:bottom w:type="dxa" w:w="110"/>
+                    <w:right w:type="dxa" w:w="160"/>
+                  </w:tcMar>
+                </w:tcPr>
+                <w:p>
+                  <w:pPr>
+                    <w:spacing w:after="0" w:before="0" w:line="276"/>
+                  </w:pPr>
+                  <w:r>
+                    <w:rPr>
+                      <w:rFonts w:ascii="Arial" w:cs="Arial" w:eastAsia="Arial" w:hAnsi="Arial"/>
+                      <w:b/>
+                      <w:bCs/>
+                      <w:color w:val="0B2E4F"/>
+                      <w:sz w:val="18"/>
+                      <w:szCs w:val="18"/>
+                    </w:rPr>
+                    <w:t xml:space="preserve">Año</w:t>
+                  </w:r>
+                </w:p>
+              </w:tc>
+              <w:tc>
+                <w:tcPr>
+                  <w:tcW w:type="dxa" w:w="6918"/>
+                  <w:tcBorders>
+                    <w:top w:val="single" w:color="93C5FD" w:sz="6"/>
+                    <w:left w:val="single" w:color="93C5FD" w:sz="6"/>
+                    <w:bottom w:val="single" w:color="93C5FD" w:sz="6"/>
+                    <w:right w:val="single" w:color="93C5FD" w:sz="6"/>
+                  </w:tcBorders>
+                  <w:shd w:fill="F8FBFF" w:color="auto" w:val="clear"/>
+                  <w:tcMar>
+                    <w:top w:type="dxa" w:w="110"/>
+                    <w:left w:type="dxa" w:w="160"/>
+                    <w:bottom w:type="dxa" w:w="110"/>
+                    <w:right w:type="dxa" w:w="160"/>
+                  </w:tcMar>
+                </w:tcPr>
+                <w:p>
+                  <w:pPr>
+                    <w:spacing w:after="0" w:before="0" w:line="300"/>
+                  </w:pPr>
+                  <w:r>
+                    <w:rPr>
+                      <w:rFonts w:ascii="Arial" w:cs="Arial" w:eastAsia="Arial" w:hAnsi="Arial"/>
+                      <w:color w:val="1E293B"/>
+                      <w:sz w:val="21"/>
+                      <w:szCs w:val="21"/>
+                    </w:rPr>
+                    <w:t xml:space="preserve"> </w:t>
+                  </w:r>
+                </w:p>
+              </w:tc>
+            </w:tr>
+            <w:tr>
+              <w:tc>
+                <w:tcPr>
+                  <w:tcW w:type="dxa" w:w="2400"/>
+                  <w:tcBorders>
+                    <w:top w:val="single" w:color="93C5FD" w:sz="6"/>
+                    <w:left w:val="single" w:color="93C5FD" w:sz="6"/>
+                    <w:bottom w:val="single" w:color="93C5FD" w:sz="6"/>
+                    <w:right w:val="single" w:color="93C5FD" w:sz="6"/>
+                  </w:tcBorders>
+                  <w:shd w:fill="E7F2FA" w:color="auto" w:val="clear"/>
+                  <w:tcMar>
+                    <w:top w:type="dxa" w:w="110"/>
+                    <w:left w:type="dxa" w:w="160"/>
+                    <w:bottom w:type="dxa" w:w="110"/>
+                    <w:right w:type="dxa" w:w="160"/>
+                  </w:tcMar>
+                </w:tcPr>
+                <w:p>
+                  <w:pPr>
+                    <w:spacing w:after="0" w:before="0" w:line="276"/>
+                  </w:pPr>
+                  <w:r>
+                    <w:rPr>
+                      <w:rFonts w:ascii="Arial" w:cs="Arial" w:eastAsia="Arial" w:hAnsi="Arial"/>
+                      <w:b/>
+                      <w:bCs/>
+                      <w:color w:val="0B2E4F"/>
+                      <w:sz w:val="18"/>
+                      <w:szCs w:val="18"/>
+                    </w:rPr>
+                    <w:t xml:space="preserve">Tema</w:t>
+                  </w:r>
+                </w:p>
+              </w:tc>
+              <w:tc>
+                <w:tcPr>
+                  <w:tcW w:type="dxa" w:w="6918"/>
+                  <w:tcBorders>
+                    <w:top w:val="single" w:color="93C5FD" w:sz="6"/>
+                    <w:left w:val="single" w:color="93C5FD" w:sz="6"/>
+                    <w:bottom w:val="single" w:color="93C5FD" w:sz="6"/>
+                    <w:right w:val="single" w:color="93C5FD" w:sz="6"/>
+                  </w:tcBorders>
+                  <w:shd w:fill="F8FBFF" w:color="auto" w:val="clear"/>
+                  <w:tcMar>
+                    <w:top w:type="dxa" w:w="110"/>
+                    <w:left w:type="dxa" w:w="160"/>
+                    <w:bottom w:type="dxa" w:w="110"/>
+                    <w:right w:type="dxa" w:w="160"/>
+                  </w:tcMar>
+                </w:tcPr>
+                <w:p>
+                  <w:pPr>
+                    <w:spacing w:after="0" w:before="0" w:line="300"/>
+                  </w:pPr>
+                  <w:r>
+                    <w:rPr>
+                      <w:rFonts w:ascii="Arial" w:cs="Arial" w:eastAsia="Arial" w:hAnsi="Arial"/>
+                      <w:color w:val="1E293B"/>
+                      <w:sz w:val="21"/>
+                      <w:szCs w:val="21"/>
+                    </w:rPr>
+                    <w:t xml:space="preserve"> </w:t>
+                  </w:r>
+                </w:p>
+              </w:tc>
+            </w:tr>
+            <w:tr>
+              <w:tc>
+                <w:tcPr>
+                  <w:tcW w:type="dxa" w:w="2400"/>
+                  <w:tcBorders>
+                    <w:top w:val="single" w:color="93C5FD" w:sz="6"/>
+                    <w:left w:val="single" w:color="93C5FD" w:sz="6"/>
+                    <w:bottom w:val="single" w:color="93C5FD" w:sz="6"/>
+                    <w:right w:val="single" w:color="93C5FD" w:sz="6"/>
+                  </w:tcBorders>
+                  <w:shd w:fill="E7F2FA" w:color="auto" w:val="clear"/>
+                  <w:tcMar>
+                    <w:top w:type="dxa" w:w="110"/>
+                    <w:left w:type="dxa" w:w="160"/>
+                    <w:bottom w:type="dxa" w:w="110"/>
+                    <w:right w:type="dxa" w:w="160"/>
+                  </w:tcMar>
+                </w:tcPr>
+                <w:p>
+                  <w:pPr>
+                    <w:spacing w:after="0" w:before="0" w:line="276"/>
+                  </w:pPr>
+                  <w:r>
+                    <w:rPr>
+                      <w:rFonts w:ascii="Arial" w:cs="Arial" w:eastAsia="Arial" w:hAnsi="Arial"/>
+                      <w:b/>
+                      <w:bCs/>
+                      <w:color w:val="0B2E4F"/>
+                      <w:sz w:val="18"/>
+                      <w:szCs w:val="18"/>
+                    </w:rPr>
+                    <w:t xml:space="preserve">Link</w:t>
+                  </w:r>
+                </w:p>
+              </w:tc>
+              <w:tc>
+                <w:tcPr>
+                  <w:tcW w:type="dxa" w:w="6918"/>
+                  <w:tcBorders>
+                    <w:top w:val="single" w:color="93C5FD" w:sz="6"/>
+                    <w:left w:val="single" w:color="93C5FD" w:sz="6"/>
+                    <w:bottom w:val="single" w:color="93C5FD" w:sz="6"/>
+                    <w:right w:val="single" w:color="93C5FD" w:sz="6"/>
+                  </w:tcBorders>
+                  <w:shd w:fill="F8FBFF" w:color="auto" w:val="clear"/>
+                  <w:tcMar>
+                    <w:top w:type="dxa" w:w="110"/>
+                    <w:left w:type="dxa" w:w="160"/>
+                    <w:bottom w:type="dxa" w:w="110"/>
+                    <w:right w:type="dxa" w:w="160"/>
+                  </w:tcMar>
+                </w:tcPr>
+                <w:p>
+                  <w:pPr>
+                    <w:spacing w:after="0" w:before="0" w:line="300"/>
+                  </w:pPr>
+                  <w:r>
+                    <w:rPr>
+                      <w:rFonts w:ascii="Arial" w:cs="Arial" w:eastAsia="Arial" w:hAnsi="Arial"/>
+                      <w:color w:val="1E293B"/>
+                      <w:sz w:val="21"/>
+                      <w:szCs w:val="21"/>
+                    </w:rPr>
+                    <w:t xml:space="preserve"> </w:t>
+                  </w:r>
+                </w:p>
+              </w:tc>
+            </w:tr>
           </w:tbl>
           <w:p>
             <w:pPr>
-              <w:spacing w:after="60" w:before="0" w:line="276"/>
+              <w:spacing w:after="80" w:before="0" w:line="276"/>
             </w:pPr>
             <w:r>
               <w:rPr>
@@ -1350,29 +1573,64 @@
               </w:tblBorders>
             </w:tblPr>
             <w:tblGrid>
-              <w:gridCol w:w="9318"/>
+              <w:gridCol w:w="2400"/>
+              <w:gridCol w:w="6918"/>
             </w:tblGrid>
             <w:tr>
               <w:tc>
                 <w:tcPr>
-                  <w:tcW w:type="dxa" w:w="9318"/>
+                  <w:tcW w:type="dxa" w:w="2400"/>
                   <w:tcBorders>
-                    <w:top w:val="single" w:color="93C5FD" w:sz="8"/>
-                    <w:left w:val="single" w:color="93C5FD" w:sz="8"/>
-                    <w:bottom w:val="single" w:color="93C5FD" w:sz="8"/>
-                    <w:right w:val="single" w:color="93C5FD" w:sz="8"/>
+                    <w:top w:val="single" w:color="93C5FD" w:sz="6"/>
+                    <w:left w:val="single" w:color="93C5FD" w:sz="6"/>
+                    <w:bottom w:val="single" w:color="93C5FD" w:sz="6"/>
+                    <w:right w:val="single" w:color="93C5FD" w:sz="6"/>
+                  </w:tcBorders>
+                  <w:shd w:fill="E7F2FA" w:color="auto" w:val="clear"/>
+                  <w:tcMar>
+                    <w:top w:type="dxa" w:w="110"/>
+                    <w:left w:type="dxa" w:w="160"/>
+                    <w:bottom w:type="dxa" w:w="110"/>
+                    <w:right w:type="dxa" w:w="160"/>
+                  </w:tcMar>
+                </w:tcPr>
+                <w:p>
+                  <w:pPr>
+                    <w:spacing w:after="0" w:before="0" w:line="276"/>
+                  </w:pPr>
+                  <w:r>
+                    <w:rPr>
+                      <w:rFonts w:ascii="Arial" w:cs="Arial" w:eastAsia="Arial" w:hAnsi="Arial"/>
+                      <w:b/>
+                      <w:bCs/>
+                      <w:color w:val="0B2E4F"/>
+                      <w:sz w:val="18"/>
+                      <w:szCs w:val="18"/>
+                    </w:rPr>
+                    <w:t xml:space="preserve">Autor o página</w:t>
+                  </w:r>
+                </w:p>
+              </w:tc>
+              <w:tc>
+                <w:tcPr>
+                  <w:tcW w:type="dxa" w:w="6918"/>
+                  <w:tcBorders>
+                    <w:top w:val="single" w:color="93C5FD" w:sz="6"/>
+                    <w:left w:val="single" w:color="93C5FD" w:sz="6"/>
+                    <w:bottom w:val="single" w:color="93C5FD" w:sz="6"/>
+                    <w:right w:val="single" w:color="93C5FD" w:sz="6"/>
                   </w:tcBorders>
                   <w:shd w:fill="F8FBFF" w:color="auto" w:val="clear"/>
                   <w:tcMar>
-                    <w:top w:type="dxa" w:w="80"/>
-                    <w:left w:type="dxa" w:w="140"/>
-                    <w:bottom w:type="dxa" w:w="80"/>
-                    <w:right w:type="dxa" w:w="140"/>
+                    <w:top w:type="dxa" w:w="110"/>
+                    <w:left w:type="dxa" w:w="160"/>
+                    <w:bottom w:type="dxa" w:w="110"/>
+                    <w:right w:type="dxa" w:w="160"/>
                   </w:tcMar>
                 </w:tcPr>
                 <w:p>
                   <w:pPr>
-                    <w:spacing w:after="0" w:before="0" w:line="420"/>
+                    <w:spacing w:after="0" w:before="0" w:line="300"/>
                   </w:pPr>
                   <w:r>
                     <w:rPr>
@@ -1386,10 +1644,214 @@
                 </w:p>
               </w:tc>
             </w:tr>
+            <w:tr>
+              <w:tc>
+                <w:tcPr>
+                  <w:tcW w:type="dxa" w:w="2400"/>
+                  <w:tcBorders>
+                    <w:top w:val="single" w:color="93C5FD" w:sz="6"/>
+                    <w:left w:val="single" w:color="93C5FD" w:sz="6"/>
+                    <w:bottom w:val="single" w:color="93C5FD" w:sz="6"/>
+                    <w:right w:val="single" w:color="93C5FD" w:sz="6"/>
+                  </w:tcBorders>
+                  <w:shd w:fill="E7F2FA" w:color="auto" w:val="clear"/>
+                  <w:tcMar>
+                    <w:top w:type="dxa" w:w="110"/>
+                    <w:left w:type="dxa" w:w="160"/>
+                    <w:bottom w:type="dxa" w:w="110"/>
+                    <w:right w:type="dxa" w:w="160"/>
+                  </w:tcMar>
+                </w:tcPr>
+                <w:p>
+                  <w:pPr>
+                    <w:spacing w:after="0" w:before="0" w:line="276"/>
+                  </w:pPr>
+                  <w:r>
+                    <w:rPr>
+                      <w:rFonts w:ascii="Arial" w:cs="Arial" w:eastAsia="Arial" w:hAnsi="Arial"/>
+                      <w:b/>
+                      <w:bCs/>
+                      <w:color w:val="0B2E4F"/>
+                      <w:sz w:val="18"/>
+                      <w:szCs w:val="18"/>
+                    </w:rPr>
+                    <w:t xml:space="preserve">Año</w:t>
+                  </w:r>
+                </w:p>
+              </w:tc>
+              <w:tc>
+                <w:tcPr>
+                  <w:tcW w:type="dxa" w:w="6918"/>
+                  <w:tcBorders>
+                    <w:top w:val="single" w:color="93C5FD" w:sz="6"/>
+                    <w:left w:val="single" w:color="93C5FD" w:sz="6"/>
+                    <w:bottom w:val="single" w:color="93C5FD" w:sz="6"/>
+                    <w:right w:val="single" w:color="93C5FD" w:sz="6"/>
+                  </w:tcBorders>
+                  <w:shd w:fill="F8FBFF" w:color="auto" w:val="clear"/>
+                  <w:tcMar>
+                    <w:top w:type="dxa" w:w="110"/>
+                    <w:left w:type="dxa" w:w="160"/>
+                    <w:bottom w:type="dxa" w:w="110"/>
+                    <w:right w:type="dxa" w:w="160"/>
+                  </w:tcMar>
+                </w:tcPr>
+                <w:p>
+                  <w:pPr>
+                    <w:spacing w:after="0" w:before="0" w:line="300"/>
+                  </w:pPr>
+                  <w:r>
+                    <w:rPr>
+                      <w:rFonts w:ascii="Arial" w:cs="Arial" w:eastAsia="Arial" w:hAnsi="Arial"/>
+                      <w:color w:val="1E293B"/>
+                      <w:sz w:val="21"/>
+                      <w:szCs w:val="21"/>
+                    </w:rPr>
+                    <w:t xml:space="preserve"> </w:t>
+                  </w:r>
+                </w:p>
+              </w:tc>
+            </w:tr>
+            <w:tr>
+              <w:tc>
+                <w:tcPr>
+                  <w:tcW w:type="dxa" w:w="2400"/>
+                  <w:tcBorders>
+                    <w:top w:val="single" w:color="93C5FD" w:sz="6"/>
+                    <w:left w:val="single" w:color="93C5FD" w:sz="6"/>
+                    <w:bottom w:val="single" w:color="93C5FD" w:sz="6"/>
+                    <w:right w:val="single" w:color="93C5FD" w:sz="6"/>
+                  </w:tcBorders>
+                  <w:shd w:fill="E7F2FA" w:color="auto" w:val="clear"/>
+                  <w:tcMar>
+                    <w:top w:type="dxa" w:w="110"/>
+                    <w:left w:type="dxa" w:w="160"/>
+                    <w:bottom w:type="dxa" w:w="110"/>
+                    <w:right w:type="dxa" w:w="160"/>
+                  </w:tcMar>
+                </w:tcPr>
+                <w:p>
+                  <w:pPr>
+                    <w:spacing w:after="0" w:before="0" w:line="276"/>
+                  </w:pPr>
+                  <w:r>
+                    <w:rPr>
+                      <w:rFonts w:ascii="Arial" w:cs="Arial" w:eastAsia="Arial" w:hAnsi="Arial"/>
+                      <w:b/>
+                      <w:bCs/>
+                      <w:color w:val="0B2E4F"/>
+                      <w:sz w:val="18"/>
+                      <w:szCs w:val="18"/>
+                    </w:rPr>
+                    <w:t xml:space="preserve">Tema</w:t>
+                  </w:r>
+                </w:p>
+              </w:tc>
+              <w:tc>
+                <w:tcPr>
+                  <w:tcW w:type="dxa" w:w="6918"/>
+                  <w:tcBorders>
+                    <w:top w:val="single" w:color="93C5FD" w:sz="6"/>
+                    <w:left w:val="single" w:color="93C5FD" w:sz="6"/>
+                    <w:bottom w:val="single" w:color="93C5FD" w:sz="6"/>
+                    <w:right w:val="single" w:color="93C5FD" w:sz="6"/>
+                  </w:tcBorders>
+                  <w:shd w:fill="F8FBFF" w:color="auto" w:val="clear"/>
+                  <w:tcMar>
+                    <w:top w:type="dxa" w:w="110"/>
+                    <w:left w:type="dxa" w:w="160"/>
+                    <w:bottom w:type="dxa" w:w="110"/>
+                    <w:right w:type="dxa" w:w="160"/>
+                  </w:tcMar>
+                </w:tcPr>
+                <w:p>
+                  <w:pPr>
+                    <w:spacing w:after="0" w:before="0" w:line="300"/>
+                  </w:pPr>
+                  <w:r>
+                    <w:rPr>
+                      <w:rFonts w:ascii="Arial" w:cs="Arial" w:eastAsia="Arial" w:hAnsi="Arial"/>
+                      <w:color w:val="1E293B"/>
+                      <w:sz w:val="21"/>
+                      <w:szCs w:val="21"/>
+                    </w:rPr>
+                    <w:t xml:space="preserve"> </w:t>
+                  </w:r>
+                </w:p>
+              </w:tc>
+            </w:tr>
+            <w:tr>
+              <w:tc>
+                <w:tcPr>
+                  <w:tcW w:type="dxa" w:w="2400"/>
+                  <w:tcBorders>
+                    <w:top w:val="single" w:color="93C5FD" w:sz="6"/>
+                    <w:left w:val="single" w:color="93C5FD" w:sz="6"/>
+                    <w:bottom w:val="single" w:color="93C5FD" w:sz="6"/>
+                    <w:right w:val="single" w:color="93C5FD" w:sz="6"/>
+                  </w:tcBorders>
+                  <w:shd w:fill="E7F2FA" w:color="auto" w:val="clear"/>
+                  <w:tcMar>
+                    <w:top w:type="dxa" w:w="110"/>
+                    <w:left w:type="dxa" w:w="160"/>
+                    <w:bottom w:type="dxa" w:w="110"/>
+                    <w:right w:type="dxa" w:w="160"/>
+                  </w:tcMar>
+                </w:tcPr>
+                <w:p>
+                  <w:pPr>
+                    <w:spacing w:after="0" w:before="0" w:line="276"/>
+                  </w:pPr>
+                  <w:r>
+                    <w:rPr>
+                      <w:rFonts w:ascii="Arial" w:cs="Arial" w:eastAsia="Arial" w:hAnsi="Arial"/>
+                      <w:b/>
+                      <w:bCs/>
+                      <w:color w:val="0B2E4F"/>
+                      <w:sz w:val="18"/>
+                      <w:szCs w:val="18"/>
+                    </w:rPr>
+                    <w:t xml:space="preserve">Link</w:t>
+                  </w:r>
+                </w:p>
+              </w:tc>
+              <w:tc>
+                <w:tcPr>
+                  <w:tcW w:type="dxa" w:w="6918"/>
+                  <w:tcBorders>
+                    <w:top w:val="single" w:color="93C5FD" w:sz="6"/>
+                    <w:left w:val="single" w:color="93C5FD" w:sz="6"/>
+                    <w:bottom w:val="single" w:color="93C5FD" w:sz="6"/>
+                    <w:right w:val="single" w:color="93C5FD" w:sz="6"/>
+                  </w:tcBorders>
+                  <w:shd w:fill="F8FBFF" w:color="auto" w:val="clear"/>
+                  <w:tcMar>
+                    <w:top w:type="dxa" w:w="110"/>
+                    <w:left w:type="dxa" w:w="160"/>
+                    <w:bottom w:type="dxa" w:w="110"/>
+                    <w:right w:type="dxa" w:w="160"/>
+                  </w:tcMar>
+                </w:tcPr>
+                <w:p>
+                  <w:pPr>
+                    <w:spacing w:after="0" w:before="0" w:line="300"/>
+                  </w:pPr>
+                  <w:r>
+                    <w:rPr>
+                      <w:rFonts w:ascii="Arial" w:cs="Arial" w:eastAsia="Arial" w:hAnsi="Arial"/>
+                      <w:color w:val="1E293B"/>
+                      <w:sz w:val="21"/>
+                      <w:szCs w:val="21"/>
+                    </w:rPr>
+                    <w:t xml:space="preserve"> </w:t>
+                  </w:r>
+                </w:p>
+              </w:tc>
+            </w:tr>
           </w:tbl>
           <w:p>
             <w:pPr>
-              <w:spacing w:after="60" w:before="0" w:line="276"/>
+              <w:spacing w:after="80" w:before="0" w:line="276"/>
             </w:pPr>
             <w:r>
               <w:rPr>
@@ -1430,29 +1892,64 @@
               </w:tblBorders>
             </w:tblPr>
             <w:tblGrid>
-              <w:gridCol w:w="9318"/>
+              <w:gridCol w:w="2400"/>
+              <w:gridCol w:w="6918"/>
             </w:tblGrid>
             <w:tr>
               <w:tc>
                 <w:tcPr>
-                  <w:tcW w:type="dxa" w:w="9318"/>
+                  <w:tcW w:type="dxa" w:w="2400"/>
                   <w:tcBorders>
-                    <w:top w:val="single" w:color="93C5FD" w:sz="8"/>
-                    <w:left w:val="single" w:color="93C5FD" w:sz="8"/>
-                    <w:bottom w:val="single" w:color="93C5FD" w:sz="8"/>
-                    <w:right w:val="single" w:color="93C5FD" w:sz="8"/>
+                    <w:top w:val="single" w:color="93C5FD" w:sz="6"/>
+                    <w:left w:val="single" w:color="93C5FD" w:sz="6"/>
+                    <w:bottom w:val="single" w:color="93C5FD" w:sz="6"/>
+                    <w:right w:val="single" w:color="93C5FD" w:sz="6"/>
+                  </w:tcBorders>
+                  <w:shd w:fill="E7F2FA" w:color="auto" w:val="clear"/>
+                  <w:tcMar>
+                    <w:top w:type="dxa" w:w="110"/>
+                    <w:left w:type="dxa" w:w="160"/>
+                    <w:bottom w:type="dxa" w:w="110"/>
+                    <w:right w:type="dxa" w:w="160"/>
+                  </w:tcMar>
+                </w:tcPr>
+                <w:p>
+                  <w:pPr>
+                    <w:spacing w:after="0" w:before="0" w:line="276"/>
+                  </w:pPr>
+                  <w:r>
+                    <w:rPr>
+                      <w:rFonts w:ascii="Arial" w:cs="Arial" w:eastAsia="Arial" w:hAnsi="Arial"/>
+                      <w:b/>
+                      <w:bCs/>
+                      <w:color w:val="0B2E4F"/>
+                      <w:sz w:val="18"/>
+                      <w:szCs w:val="18"/>
+                    </w:rPr>
+                    <w:t xml:space="preserve">Autor o página</w:t>
+                  </w:r>
+                </w:p>
+              </w:tc>
+              <w:tc>
+                <w:tcPr>
+                  <w:tcW w:type="dxa" w:w="6918"/>
+                  <w:tcBorders>
+                    <w:top w:val="single" w:color="93C5FD" w:sz="6"/>
+                    <w:left w:val="single" w:color="93C5FD" w:sz="6"/>
+                    <w:bottom w:val="single" w:color="93C5FD" w:sz="6"/>
+                    <w:right w:val="single" w:color="93C5FD" w:sz="6"/>
                   </w:tcBorders>
                   <w:shd w:fill="F8FBFF" w:color="auto" w:val="clear"/>
                   <w:tcMar>
-                    <w:top w:type="dxa" w:w="80"/>
-                    <w:left w:type="dxa" w:w="140"/>
-                    <w:bottom w:type="dxa" w:w="80"/>
-                    <w:right w:type="dxa" w:w="140"/>
+                    <w:top w:type="dxa" w:w="110"/>
+                    <w:left w:type="dxa" w:w="160"/>
+                    <w:bottom w:type="dxa" w:w="110"/>
+                    <w:right w:type="dxa" w:w="160"/>
                   </w:tcMar>
                 </w:tcPr>
                 <w:p>
                   <w:pPr>
-                    <w:spacing w:after="0" w:before="0" w:line="420"/>
+                    <w:spacing w:after="0" w:before="0" w:line="300"/>
                   </w:pPr>
                   <w:r>
                     <w:rPr>
@@ -1466,10 +1963,214 @@
                 </w:p>
               </w:tc>
             </w:tr>
+            <w:tr>
+              <w:tc>
+                <w:tcPr>
+                  <w:tcW w:type="dxa" w:w="2400"/>
+                  <w:tcBorders>
+                    <w:top w:val="single" w:color="93C5FD" w:sz="6"/>
+                    <w:left w:val="single" w:color="93C5FD" w:sz="6"/>
+                    <w:bottom w:val="single" w:color="93C5FD" w:sz="6"/>
+                    <w:right w:val="single" w:color="93C5FD" w:sz="6"/>
+                  </w:tcBorders>
+                  <w:shd w:fill="E7F2FA" w:color="auto" w:val="clear"/>
+                  <w:tcMar>
+                    <w:top w:type="dxa" w:w="110"/>
+                    <w:left w:type="dxa" w:w="160"/>
+                    <w:bottom w:type="dxa" w:w="110"/>
+                    <w:right w:type="dxa" w:w="160"/>
+                  </w:tcMar>
+                </w:tcPr>
+                <w:p>
+                  <w:pPr>
+                    <w:spacing w:after="0" w:before="0" w:line="276"/>
+                  </w:pPr>
+                  <w:r>
+                    <w:rPr>
+                      <w:rFonts w:ascii="Arial" w:cs="Arial" w:eastAsia="Arial" w:hAnsi="Arial"/>
+                      <w:b/>
+                      <w:bCs/>
+                      <w:color w:val="0B2E4F"/>
+                      <w:sz w:val="18"/>
+                      <w:szCs w:val="18"/>
+                    </w:rPr>
+                    <w:t xml:space="preserve">Año</w:t>
+                  </w:r>
+                </w:p>
+              </w:tc>
+              <w:tc>
+                <w:tcPr>
+                  <w:tcW w:type="dxa" w:w="6918"/>
+                  <w:tcBorders>
+                    <w:top w:val="single" w:color="93C5FD" w:sz="6"/>
+                    <w:left w:val="single" w:color="93C5FD" w:sz="6"/>
+                    <w:bottom w:val="single" w:color="93C5FD" w:sz="6"/>
+                    <w:right w:val="single" w:color="93C5FD" w:sz="6"/>
+                  </w:tcBorders>
+                  <w:shd w:fill="F8FBFF" w:color="auto" w:val="clear"/>
+                  <w:tcMar>
+                    <w:top w:type="dxa" w:w="110"/>
+                    <w:left w:type="dxa" w:w="160"/>
+                    <w:bottom w:type="dxa" w:w="110"/>
+                    <w:right w:type="dxa" w:w="160"/>
+                  </w:tcMar>
+                </w:tcPr>
+                <w:p>
+                  <w:pPr>
+                    <w:spacing w:after="0" w:before="0" w:line="300"/>
+                  </w:pPr>
+                  <w:r>
+                    <w:rPr>
+                      <w:rFonts w:ascii="Arial" w:cs="Arial" w:eastAsia="Arial" w:hAnsi="Arial"/>
+                      <w:color w:val="1E293B"/>
+                      <w:sz w:val="21"/>
+                      <w:szCs w:val="21"/>
+                    </w:rPr>
+                    <w:t xml:space="preserve"> </w:t>
+                  </w:r>
+                </w:p>
+              </w:tc>
+            </w:tr>
+            <w:tr>
+              <w:tc>
+                <w:tcPr>
+                  <w:tcW w:type="dxa" w:w="2400"/>
+                  <w:tcBorders>
+                    <w:top w:val="single" w:color="93C5FD" w:sz="6"/>
+                    <w:left w:val="single" w:color="93C5FD" w:sz="6"/>
+                    <w:bottom w:val="single" w:color="93C5FD" w:sz="6"/>
+                    <w:right w:val="single" w:color="93C5FD" w:sz="6"/>
+                  </w:tcBorders>
+                  <w:shd w:fill="E7F2FA" w:color="auto" w:val="clear"/>
+                  <w:tcMar>
+                    <w:top w:type="dxa" w:w="110"/>
+                    <w:left w:type="dxa" w:w="160"/>
+                    <w:bottom w:type="dxa" w:w="110"/>
+                    <w:right w:type="dxa" w:w="160"/>
+                  </w:tcMar>
+                </w:tcPr>
+                <w:p>
+                  <w:pPr>
+                    <w:spacing w:after="0" w:before="0" w:line="276"/>
+                  </w:pPr>
+                  <w:r>
+                    <w:rPr>
+                      <w:rFonts w:ascii="Arial" w:cs="Arial" w:eastAsia="Arial" w:hAnsi="Arial"/>
+                      <w:b/>
+                      <w:bCs/>
+                      <w:color w:val="0B2E4F"/>
+                      <w:sz w:val="18"/>
+                      <w:szCs w:val="18"/>
+                    </w:rPr>
+                    <w:t xml:space="preserve">Tema</w:t>
+                  </w:r>
+                </w:p>
+              </w:tc>
+              <w:tc>
+                <w:tcPr>
+                  <w:tcW w:type="dxa" w:w="6918"/>
+                  <w:tcBorders>
+                    <w:top w:val="single" w:color="93C5FD" w:sz="6"/>
+                    <w:left w:val="single" w:color="93C5FD" w:sz="6"/>
+                    <w:bottom w:val="single" w:color="93C5FD" w:sz="6"/>
+                    <w:right w:val="single" w:color="93C5FD" w:sz="6"/>
+                  </w:tcBorders>
+                  <w:shd w:fill="F8FBFF" w:color="auto" w:val="clear"/>
+                  <w:tcMar>
+                    <w:top w:type="dxa" w:w="110"/>
+                    <w:left w:type="dxa" w:w="160"/>
+                    <w:bottom w:type="dxa" w:w="110"/>
+                    <w:right w:type="dxa" w:w="160"/>
+                  </w:tcMar>
+                </w:tcPr>
+                <w:p>
+                  <w:pPr>
+                    <w:spacing w:after="0" w:before="0" w:line="300"/>
+                  </w:pPr>
+                  <w:r>
+                    <w:rPr>
+                      <w:rFonts w:ascii="Arial" w:cs="Arial" w:eastAsia="Arial" w:hAnsi="Arial"/>
+                      <w:color w:val="1E293B"/>
+                      <w:sz w:val="21"/>
+                      <w:szCs w:val="21"/>
+                    </w:rPr>
+                    <w:t xml:space="preserve"> </w:t>
+                  </w:r>
+                </w:p>
+              </w:tc>
+            </w:tr>
+            <w:tr>
+              <w:tc>
+                <w:tcPr>
+                  <w:tcW w:type="dxa" w:w="2400"/>
+                  <w:tcBorders>
+                    <w:top w:val="single" w:color="93C5FD" w:sz="6"/>
+                    <w:left w:val="single" w:color="93C5FD" w:sz="6"/>
+                    <w:bottom w:val="single" w:color="93C5FD" w:sz="6"/>
+                    <w:right w:val="single" w:color="93C5FD" w:sz="6"/>
+                  </w:tcBorders>
+                  <w:shd w:fill="E7F2FA" w:color="auto" w:val="clear"/>
+                  <w:tcMar>
+                    <w:top w:type="dxa" w:w="110"/>
+                    <w:left w:type="dxa" w:w="160"/>
+                    <w:bottom w:type="dxa" w:w="110"/>
+                    <w:right w:type="dxa" w:w="160"/>
+                  </w:tcMar>
+                </w:tcPr>
+                <w:p>
+                  <w:pPr>
+                    <w:spacing w:after="0" w:before="0" w:line="276"/>
+                  </w:pPr>
+                  <w:r>
+                    <w:rPr>
+                      <w:rFonts w:ascii="Arial" w:cs="Arial" w:eastAsia="Arial" w:hAnsi="Arial"/>
+                      <w:b/>
+                      <w:bCs/>
+                      <w:color w:val="0B2E4F"/>
+                      <w:sz w:val="18"/>
+                      <w:szCs w:val="18"/>
+                    </w:rPr>
+                    <w:t xml:space="preserve">Link</w:t>
+                  </w:r>
+                </w:p>
+              </w:tc>
+              <w:tc>
+                <w:tcPr>
+                  <w:tcW w:type="dxa" w:w="6918"/>
+                  <w:tcBorders>
+                    <w:top w:val="single" w:color="93C5FD" w:sz="6"/>
+                    <w:left w:val="single" w:color="93C5FD" w:sz="6"/>
+                    <w:bottom w:val="single" w:color="93C5FD" w:sz="6"/>
+                    <w:right w:val="single" w:color="93C5FD" w:sz="6"/>
+                  </w:tcBorders>
+                  <w:shd w:fill="F8FBFF" w:color="auto" w:val="clear"/>
+                  <w:tcMar>
+                    <w:top w:type="dxa" w:w="110"/>
+                    <w:left w:type="dxa" w:w="160"/>
+                    <w:bottom w:type="dxa" w:w="110"/>
+                    <w:right w:type="dxa" w:w="160"/>
+                  </w:tcMar>
+                </w:tcPr>
+                <w:p>
+                  <w:pPr>
+                    <w:spacing w:after="0" w:before="0" w:line="300"/>
+                  </w:pPr>
+                  <w:r>
+                    <w:rPr>
+                      <w:rFonts w:ascii="Arial" w:cs="Arial" w:eastAsia="Arial" w:hAnsi="Arial"/>
+                      <w:color w:val="1E293B"/>
+                      <w:sz w:val="21"/>
+                      <w:szCs w:val="21"/>
+                    </w:rPr>
+                    <w:t xml:space="preserve"> </w:t>
+                  </w:r>
+                </w:p>
+              </w:tc>
+            </w:tr>
           </w:tbl>
           <w:p>
             <w:pPr>
-              <w:spacing w:after="60" w:before="0" w:line="276"/>
+              <w:spacing w:after="80" w:before="0" w:line="276"/>
             </w:pPr>
             <w:r>
               <w:rPr>
